--- a/Command For proffessional Project.docx
+++ b/Command For proffessional Project.docx
@@ -116,15 +116,7 @@
     </w:p>
     <w:p>
       <w:r>
-        <w:t xml:space="preserve">description: This Is My </w:t>
-      </w:r>
-      <w:proofErr w:type="gramStart"/>
-      <w:r>
-        <w:t>complete</w:t>
-      </w:r>
-      <w:proofErr w:type="gramEnd"/>
-      <w:r>
-        <w:t xml:space="preserve"> Backend Project</w:t>
+        <w:t>description: This Is My complete Backend Project</w:t>
       </w:r>
     </w:p>
     <w:p>
@@ -219,15 +211,7 @@
     </w:p>
     <w:p>
       <w:r>
-        <w:t xml:space="preserve">  "description": "This Is My </w:t>
-      </w:r>
-      <w:proofErr w:type="gramStart"/>
-      <w:r>
-        <w:t>complete</w:t>
-      </w:r>
-      <w:proofErr w:type="gramEnd"/>
-      <w:r>
-        <w:t xml:space="preserve"> Backend Project",</w:t>
+        <w:t xml:space="preserve">  "description": "This Is My complete Backend Project",</w:t>
       </w:r>
     </w:p>
     <w:p>
@@ -306,15 +290,7 @@
     <w:p/>
     <w:p>
       <w:r>
-        <w:t xml:space="preserve">Is </w:t>
-      </w:r>
-      <w:proofErr w:type="gramStart"/>
-      <w:r>
-        <w:t>this</w:t>
-      </w:r>
-      <w:proofErr w:type="gramEnd"/>
-      <w:r>
-        <w:t xml:space="preserve"> OK? (yes) </w:t>
+        <w:t xml:space="preserve">Is this OK? (yes) </w:t>
       </w:r>
     </w:p>
     <w:p>
@@ -329,25 +305,127 @@
     </w:p>
     <w:p>
       <w:r>
-        <w:t>Initialized empty Git repository in D:/PROJECT FILES/BACKENDPRO</w:t>
-      </w:r>
-      <w:proofErr w:type="gramStart"/>
-      <w:r>
-        <w:t>/.git</w:t>
-      </w:r>
-      <w:proofErr w:type="gramEnd"/>
+        <w:t>Initialized empty Git repository in D:/PROJECT FILES/BACKENDPRO/.git/</w:t>
+      </w:r>
+    </w:p>
+    <w:p>
+      <w:r>
+        <w:t>PS D:\PROJECT FILES\BACKENDPRO&gt; git add README.md</w:t>
+      </w:r>
+    </w:p>
+    <w:p>
+      <w:r>
+        <w:t>PS D:\PROJECT FILES\BACKENDPRO&gt; git commit -m "first commit"</w:t>
+      </w:r>
+    </w:p>
+    <w:p>
+      <w:r>
+        <w:t>On branch main</w:t>
+      </w:r>
+    </w:p>
+    <w:p/>
+    <w:p>
+      <w:r>
+        <w:t>Initial commit</w:t>
+      </w:r>
+    </w:p>
+    <w:p/>
+    <w:p>
+      <w:r>
+        <w:t>Untracked files:</w:t>
+      </w:r>
+    </w:p>
+    <w:p>
+      <w:r>
+        <w:t xml:space="preserve">  (use "git add &lt;file&gt;..." to include in what will be committed)</w:t>
+      </w:r>
+    </w:p>
+    <w:p>
+      <w:r>
+        <w:t xml:space="preserve">        Readme.md</w:t>
+      </w:r>
+    </w:p>
+    <w:p>
+      <w:r>
+        <w:t xml:space="preserve">        </w:t>
+      </w:r>
+      <w:proofErr w:type="spellStart"/>
+      <w:r>
+        <w:t>package.json</w:t>
+      </w:r>
+      <w:proofErr w:type="spellEnd"/>
+    </w:p>
+    <w:p/>
+    <w:p>
+      <w:r>
+        <w:t>nothing added to commit but untracked files present (use "git add" to track)</w:t>
+      </w:r>
+    </w:p>
+    <w:p>
+      <w:r>
+        <w:t>PS D:\PROJECT FILES\BACKENDPRO&gt; git branch -M main</w:t>
+      </w:r>
+    </w:p>
+    <w:p>
+      <w:r>
+        <w:t>PS D:\PROJECT FILES\BACKENDPRO&gt; git remote add origin https://github.com/RamaPrasadSahu/BACKENDPRO.git</w:t>
+      </w:r>
+    </w:p>
+    <w:p>
+      <w:r>
+        <w:t xml:space="preserve">&gt;&gt; </w:t>
+      </w:r>
+    </w:p>
+    <w:p>
+      <w:r>
+        <w:t>PS D:\PROJECT FILES\BACKENDPRO&gt; git push -u origin main</w:t>
+      </w:r>
+    </w:p>
+    <w:p>
+      <w:r>
+        <w:t xml:space="preserve">error: </w:t>
+      </w:r>
+      <w:proofErr w:type="spellStart"/>
+      <w:r>
+        <w:t>src</w:t>
+      </w:r>
+      <w:proofErr w:type="spellEnd"/>
+      <w:r>
+        <w:t xml:space="preserve"> </w:t>
+      </w:r>
+      <w:proofErr w:type="spellStart"/>
+      <w:r>
+        <w:t>refspec</w:t>
+      </w:r>
+      <w:proofErr w:type="spellEnd"/>
+      <w:r>
+        <w:t xml:space="preserve"> main does not match any</w:t>
+      </w:r>
+    </w:p>
+    <w:p>
+      <w:r>
+        <w:t>error: failed to push some refs to 'https://github.com/</w:t>
+      </w:r>
+      <w:proofErr w:type="spellStart"/>
+      <w:r>
+        <w:t>RamaPrasadSahu</w:t>
+      </w:r>
+      <w:proofErr w:type="spellEnd"/>
       <w:r>
         <w:t>/</w:t>
       </w:r>
-    </w:p>
-    <w:p>
-      <w:r>
-        <w:t>PS D:\PROJECT FILES\BACKENDPRO&gt; git add README.md</w:t>
-      </w:r>
-    </w:p>
-    <w:p>
-      <w:r>
-        <w:t>PS D:\PROJECT FILES\BACKENDPRO&gt; git commit -m "first commit"</w:t>
+      <w:proofErr w:type="spellStart"/>
+      <w:r>
+        <w:t>BACKENDPRO.git</w:t>
+      </w:r>
+      <w:proofErr w:type="spellEnd"/>
+      <w:r>
+        <w:t>'</w:t>
+      </w:r>
+    </w:p>
+    <w:p>
+      <w:r>
+        <w:t>PS D:\PROJECT FILES\BACKENDPRO&gt; git status</w:t>
       </w:r>
     </w:p>
     <w:p>
@@ -355,10 +433,30 @@
         <w:t>On branch main</w:t>
       </w:r>
     </w:p>
-    <w:p/>
-    <w:p>
-      <w:r>
-        <w:t>Initial commit</w:t>
+    <w:p>
+      <w:r>
+        <w:t>Your branch is up to date with 'origin/main'.</w:t>
+      </w:r>
+    </w:p>
+    <w:p/>
+    <w:p>
+      <w:r>
+        <w:t>nothing to commit, working tree clean</w:t>
+      </w:r>
+    </w:p>
+    <w:p>
+      <w:r>
+        <w:t>PS D:\PROJECT FILES\BACKENDPRO&gt; git status</w:t>
+      </w:r>
+    </w:p>
+    <w:p>
+      <w:r>
+        <w:t>On branch main</w:t>
+      </w:r>
+    </w:p>
+    <w:p>
+      <w:r>
+        <w:t>Your branch is up to date with 'origin/main'.</w:t>
       </w:r>
     </w:p>
     <w:p/>
@@ -374,171 +472,347 @@
     </w:p>
     <w:p>
       <w:r>
-        <w:t xml:space="preserve">        Readme.md</w:t>
-      </w:r>
-    </w:p>
-    <w:p>
-      <w:r>
-        <w:t xml:space="preserve">        </w:t>
-      </w:r>
-      <w:proofErr w:type="spellStart"/>
-      <w:proofErr w:type="gramStart"/>
+        <w:t xml:space="preserve">        .</w:t>
+      </w:r>
+      <w:proofErr w:type="spellStart"/>
+      <w:r>
+        <w:t>gitignore</w:t>
+      </w:r>
+      <w:proofErr w:type="spellEnd"/>
+    </w:p>
+    <w:p>
+      <w:r>
+        <w:t xml:space="preserve">        public/</w:t>
+      </w:r>
+    </w:p>
+    <w:p/>
+    <w:p>
+      <w:r>
+        <w:t>nothing added to commit but untracked files present (use "git add" to track)</w:t>
+      </w:r>
+    </w:p>
+    <w:p>
+      <w:r>
+        <w:t xml:space="preserve">PS D:\PROJECT FILES\BACKENDPRO&gt; cd </w:t>
+      </w:r>
+      <w:proofErr w:type="spellStart"/>
+      <w:r>
+        <w:t>src</w:t>
+      </w:r>
+      <w:proofErr w:type="spellEnd"/>
+    </w:p>
+    <w:p>
+      <w:r>
+        <w:t>PS D:\PROJECT FILES\BACKENDPRO\</w:t>
+      </w:r>
+      <w:proofErr w:type="spellStart"/>
+      <w:r>
+        <w:t>src</w:t>
+      </w:r>
+      <w:proofErr w:type="spellEnd"/>
+      <w:r>
+        <w:t>&gt; ls</w:t>
+      </w:r>
+    </w:p>
+    <w:p>
+      <w:r>
+        <w:t>PS D:\PROJECT FILES\BACKENDPRO\</w:t>
+      </w:r>
+      <w:proofErr w:type="spellStart"/>
+      <w:r>
+        <w:t>src</w:t>
+      </w:r>
+      <w:proofErr w:type="spellEnd"/>
+      <w:r>
+        <w:t>&gt; touch app.js constants.js index.js</w:t>
+      </w:r>
+    </w:p>
+    <w:p>
+      <w:r>
+        <w:t>PS D:\PROJECT FILES\BACKENDPRO\</w:t>
+      </w:r>
+      <w:proofErr w:type="spellStart"/>
+      <w:r>
+        <w:t>src</w:t>
+      </w:r>
+      <w:proofErr w:type="spellEnd"/>
+      <w:r>
+        <w:t xml:space="preserve">&gt; </w:t>
+      </w:r>
+      <w:proofErr w:type="spellStart"/>
+      <w:r>
+        <w:t>npm</w:t>
+      </w:r>
+      <w:proofErr w:type="spellEnd"/>
+      <w:r>
+        <w:t xml:space="preserve"> </w:t>
+      </w:r>
+      <w:proofErr w:type="spellStart"/>
+      <w:r>
+        <w:t>i</w:t>
+      </w:r>
+      <w:proofErr w:type="spellEnd"/>
+      <w:r>
+        <w:t xml:space="preserve"> -D </w:t>
+      </w:r>
+      <w:proofErr w:type="spellStart"/>
+      <w:r>
+        <w:t>nodemon</w:t>
+      </w:r>
+      <w:proofErr w:type="spellEnd"/>
+    </w:p>
+    <w:p/>
+    <w:p>
+      <w:r>
+        <w:t>added 28 packages, and audited 29 packages in 2s</w:t>
+      </w:r>
+    </w:p>
+    <w:p/>
+    <w:p>
+      <w:r>
+        <w:t>5 packages are looking for funding</w:t>
+      </w:r>
+    </w:p>
+    <w:p>
+      <w:r>
+        <w:t xml:space="preserve">  run `</w:t>
+      </w:r>
+      <w:proofErr w:type="spellStart"/>
+      <w:r>
+        <w:t>npm</w:t>
+      </w:r>
+      <w:proofErr w:type="spellEnd"/>
+      <w:r>
+        <w:t xml:space="preserve"> fund` for details</w:t>
+      </w:r>
+    </w:p>
+    <w:p/>
+    <w:p>
+      <w:r>
+        <w:t>found 0 vulnerabilities</w:t>
+      </w:r>
+    </w:p>
+    <w:p>
+      <w:r>
+        <w:t>PS D:\PROJECT FILES\BACKENDPRO\</w:t>
+      </w:r>
+      <w:proofErr w:type="spellStart"/>
+      <w:r>
+        <w:t>src</w:t>
+      </w:r>
+      <w:proofErr w:type="spellEnd"/>
+      <w:r>
+        <w:t xml:space="preserve">&gt; git status                        </w:t>
+      </w:r>
+    </w:p>
+    <w:p>
+      <w:r>
+        <w:t>On branch main</w:t>
+      </w:r>
+    </w:p>
+    <w:p>
+      <w:r>
+        <w:t>Your branch is up to date with 'origin/main'.</w:t>
+      </w:r>
+    </w:p>
+    <w:p/>
+    <w:p>
+      <w:r>
+        <w:t>Changes not staged for commit:</w:t>
+      </w:r>
+    </w:p>
+    <w:p>
+      <w:r>
+        <w:t xml:space="preserve">  (use "git add &lt;file&gt;..." to update what will be committed)</w:t>
+      </w:r>
+    </w:p>
+    <w:p>
+      <w:r>
+        <w:t xml:space="preserve">  (use "git restore &lt;file&gt;..." to discard changes in working directory)</w:t>
+      </w:r>
+    </w:p>
+    <w:p>
+      <w:r>
+        <w:t xml:space="preserve">        modified:   ../</w:t>
+      </w:r>
+      <w:proofErr w:type="spellStart"/>
       <w:r>
         <w:t>package.json</w:t>
       </w:r>
       <w:proofErr w:type="spellEnd"/>
-      <w:proofErr w:type="gramEnd"/>
-    </w:p>
-    <w:p/>
-    <w:p>
-      <w:r>
-        <w:t>nothing added to commit but untracked files present (use "git add" to track)</w:t>
-      </w:r>
-    </w:p>
-    <w:p>
-      <w:r>
-        <w:t>PS D:\PROJECT FILES\BACKENDPRO&gt; git branch -M main</w:t>
-      </w:r>
-    </w:p>
-    <w:p>
-      <w:r>
-        <w:t>PS D:\PROJECT FILES\BACKENDPRO&gt; git remote add origin https://github.com/RamaPrasadSahu/BACKENDPRO.git</w:t>
-      </w:r>
-    </w:p>
-    <w:p>
-      <w:r>
-        <w:t xml:space="preserve">&gt;&gt; </w:t>
-      </w:r>
-    </w:p>
-    <w:p>
-      <w:r>
-        <w:t>PS D:\PROJECT FILES\BACKENDPRO&gt; git push -u origin main</w:t>
-      </w:r>
-    </w:p>
-    <w:p>
-      <w:r>
-        <w:t xml:space="preserve">error: </w:t>
-      </w:r>
-      <w:proofErr w:type="spellStart"/>
-      <w:r>
-        <w:t>src</w:t>
-      </w:r>
-      <w:proofErr w:type="spellEnd"/>
+    </w:p>
+    <w:p/>
+    <w:p>
+      <w:r>
+        <w:t>Untracked files:</w:t>
+      </w:r>
+    </w:p>
+    <w:p>
+      <w:r>
+        <w:t xml:space="preserve">  (use "git add &lt;file&gt;..." to include in what will be committed)</w:t>
+      </w:r>
+    </w:p>
+    <w:p>
+      <w:r>
+        <w:t xml:space="preserve">        ../.</w:t>
+      </w:r>
+      <w:proofErr w:type="spellStart"/>
+      <w:r>
+        <w:t>env.sample</w:t>
+      </w:r>
+      <w:proofErr w:type="spellEnd"/>
+    </w:p>
+    <w:p>
+      <w:r>
+        <w:t xml:space="preserve">        ../.</w:t>
+      </w:r>
+      <w:proofErr w:type="spellStart"/>
+      <w:r>
+        <w:t>gitignore</w:t>
+      </w:r>
+      <w:proofErr w:type="spellEnd"/>
+    </w:p>
+    <w:p>
+      <w:r>
+        <w:t xml:space="preserve">        ../package-</w:t>
+      </w:r>
+      <w:proofErr w:type="spellStart"/>
+      <w:r>
+        <w:t>lock.json</w:t>
+      </w:r>
+      <w:proofErr w:type="spellEnd"/>
+    </w:p>
+    <w:p>
+      <w:r>
+        <w:t xml:space="preserve">        ../public/</w:t>
+      </w:r>
+    </w:p>
+    <w:p>
+      <w:r>
+        <w:t xml:space="preserve">        ./</w:t>
+      </w:r>
+    </w:p>
+    <w:p/>
+    <w:p>
+      <w:r>
+        <w:t>no changes added to commit (use "git add" and/or "git commit -a")</w:t>
+      </w:r>
+    </w:p>
+    <w:p>
+      <w:r>
+        <w:t>PS D:\PROJECT FILES\BACKENDPRO\</w:t>
+      </w:r>
+      <w:proofErr w:type="spellStart"/>
+      <w:r>
+        <w:t>src</w:t>
+      </w:r>
+      <w:proofErr w:type="spellEnd"/>
+      <w:r>
+        <w:t xml:space="preserve">&gt; cd </w:t>
+      </w:r>
+      <w:proofErr w:type="spellStart"/>
+      <w:r>
+        <w:t>src</w:t>
+      </w:r>
+      <w:proofErr w:type="spellEnd"/>
+    </w:p>
+    <w:p>
+      <w:r>
+        <w:t>cd : Cannot find path 'D:\PROJECT FILES\BACKENDPRO\</w:t>
+      </w:r>
+      <w:proofErr w:type="spellStart"/>
+      <w:r>
+        <w:t>src</w:t>
+      </w:r>
+      <w:proofErr w:type="spellEnd"/>
+      <w:r>
+        <w:t>\</w:t>
+      </w:r>
+      <w:proofErr w:type="spellStart"/>
+      <w:r>
+        <w:t>src</w:t>
+      </w:r>
+      <w:proofErr w:type="spellEnd"/>
+      <w:r>
+        <w:t>' because it does not exist.</w:t>
+      </w:r>
+    </w:p>
+    <w:p>
+      <w:r>
+        <w:t>At line:1 char:1</w:t>
+      </w:r>
+    </w:p>
+    <w:p>
+      <w:r>
+        <w:t xml:space="preserve">+ cd </w:t>
+      </w:r>
+      <w:proofErr w:type="spellStart"/>
+      <w:r>
+        <w:t>src</w:t>
+      </w:r>
+      <w:proofErr w:type="spellEnd"/>
+    </w:p>
+    <w:p>
+      <w:r>
+        <w:t>+ ~~~~~~</w:t>
+      </w:r>
+    </w:p>
+    <w:p>
+      <w:r>
+        <w:t xml:space="preserve">    + CategoryInfo          : </w:t>
+      </w:r>
+      <w:proofErr w:type="spellStart"/>
+      <w:r>
+        <w:t>ObjectNotFound</w:t>
+      </w:r>
+      <w:proofErr w:type="spellEnd"/>
+      <w:r>
+        <w:t>: (D:\PROJECT FILES\BACKENDPRO\</w:t>
+      </w:r>
+      <w:proofErr w:type="spellStart"/>
+      <w:r>
+        <w:t>src</w:t>
+      </w:r>
+      <w:proofErr w:type="spellEnd"/>
+      <w:r>
+        <w:t>\</w:t>
+      </w:r>
+      <w:proofErr w:type="spellStart"/>
+      <w:r>
+        <w:t>src:String</w:t>
+      </w:r>
+      <w:proofErr w:type="spellEnd"/>
+      <w:r>
+        <w:t xml:space="preserve">) [Set-Location], </w:t>
+      </w:r>
+      <w:proofErr w:type="spellStart"/>
+      <w:r>
+        <w:t>ItemNotFoundException</w:t>
+      </w:r>
+      <w:proofErr w:type="spellEnd"/>
+    </w:p>
+    <w:p>
+      <w:r>
+        <w:t xml:space="preserve">    + </w:t>
+      </w:r>
+      <w:proofErr w:type="spellStart"/>
+      <w:r>
+        <w:t>FullyQualifiedErrorId</w:t>
+      </w:r>
+      <w:proofErr w:type="spellEnd"/>
+      <w:r>
+        <w:t xml:space="preserve"> : </w:t>
+      </w:r>
+      <w:proofErr w:type="spellStart"/>
+      <w:r>
+        <w:t>PathNotFound,Microsoft.PowerShell.Commands.SetLocationCommand</w:t>
+      </w:r>
+      <w:proofErr w:type="spellEnd"/>
+    </w:p>
+    <w:p>
       <w:r>
         <w:t xml:space="preserve"> </w:t>
       </w:r>
-      <w:proofErr w:type="spellStart"/>
-      <w:r>
-        <w:t>refspec</w:t>
-      </w:r>
-      <w:proofErr w:type="spellEnd"/>
-      <w:r>
-        <w:t xml:space="preserve"> main does not match any</w:t>
-      </w:r>
-    </w:p>
-    <w:p>
-      <w:r>
-        <w:t>error: failed to push some refs to 'https://github.com/</w:t>
-      </w:r>
-      <w:proofErr w:type="spellStart"/>
-      <w:r>
-        <w:t>RamaPrasadSahu</w:t>
-      </w:r>
-      <w:proofErr w:type="spellEnd"/>
-      <w:r>
-        <w:t>/</w:t>
-      </w:r>
-      <w:proofErr w:type="spellStart"/>
-      <w:r>
-        <w:t>BACKENDPRO.git</w:t>
-      </w:r>
-      <w:proofErr w:type="spellEnd"/>
-      <w:r>
-        <w:t>'</w:t>
-      </w:r>
-    </w:p>
-    <w:p>
-      <w:r>
-        <w:t>PS D:\PROJECT FILES\BACKENDPRO&gt; git status</w:t>
-      </w:r>
-    </w:p>
-    <w:p>
-      <w:r>
-        <w:t>On branch main</w:t>
-      </w:r>
-    </w:p>
-    <w:p>
-      <w:r>
-        <w:t>Your branch is up to date with 'origin/main'.</w:t>
-      </w:r>
-    </w:p>
-    <w:p/>
-    <w:p>
-      <w:r>
-        <w:t>nothing to commit, working tree clean</w:t>
-      </w:r>
-    </w:p>
-    <w:p>
-      <w:r>
-        <w:t>PS D:\PROJECT FILES\BACKENDPRO&gt; git status</w:t>
-      </w:r>
-    </w:p>
-    <w:p>
-      <w:r>
-        <w:t>On branch main</w:t>
-      </w:r>
-    </w:p>
-    <w:p>
-      <w:r>
-        <w:t>Your branch is up to date with 'origin/main'.</w:t>
-      </w:r>
-    </w:p>
-    <w:p/>
-    <w:p>
-      <w:r>
-        <w:t>Untracked files:</w:t>
-      </w:r>
-    </w:p>
-    <w:p>
-      <w:r>
-        <w:t xml:space="preserve">  (use "git add &lt;file&gt;..." to include in what will be committed)</w:t>
-      </w:r>
-    </w:p>
-    <w:p>
-      <w:r>
-        <w:t xml:space="preserve">        </w:t>
-      </w:r>
-      <w:proofErr w:type="gramStart"/>
-      <w:r>
-        <w:t>.</w:t>
-      </w:r>
-      <w:proofErr w:type="spellStart"/>
-      <w:r>
-        <w:t>gitignore</w:t>
-      </w:r>
-      <w:proofErr w:type="spellEnd"/>
-      <w:proofErr w:type="gramEnd"/>
-    </w:p>
-    <w:p>
-      <w:r>
-        <w:t xml:space="preserve">        public/</w:t>
-      </w:r>
-    </w:p>
-    <w:p/>
-    <w:p>
-      <w:r>
-        <w:t>nothing added to commit but untracked files present (use "git add" to track)</w:t>
-      </w:r>
-    </w:p>
-    <w:p>
-      <w:r>
-        <w:t xml:space="preserve">PS D:\PROJECT FILES\BACKENDPRO&gt; cd </w:t>
-      </w:r>
-      <w:proofErr w:type="spellStart"/>
-      <w:r>
-        <w:t>src</w:t>
-      </w:r>
-      <w:proofErr w:type="spellEnd"/>
     </w:p>
     <w:p>
       <w:r>
@@ -553,6 +827,55 @@
         <w:t>&gt; ls</w:t>
       </w:r>
     </w:p>
+    <w:p/>
+    <w:p/>
+    <w:p>
+      <w:r>
+        <w:t xml:space="preserve">    Directory: D:\PROJECT FILES\BACKENDPRO\</w:t>
+      </w:r>
+      <w:proofErr w:type="spellStart"/>
+      <w:r>
+        <w:t>src</w:t>
+      </w:r>
+      <w:proofErr w:type="spellEnd"/>
+    </w:p>
+    <w:p/>
+    <w:p/>
+    <w:p>
+      <w:r>
+        <w:t xml:space="preserve">Mode                 </w:t>
+      </w:r>
+      <w:proofErr w:type="spellStart"/>
+      <w:r>
+        <w:t>LastWriteTime</w:t>
+      </w:r>
+      <w:proofErr w:type="spellEnd"/>
+      <w:r>
+        <w:t xml:space="preserve">         Length Name                                                                                                         </w:t>
+      </w:r>
+    </w:p>
+    <w:p>
+      <w:r>
+        <w:t xml:space="preserve">----                 -------------         ------ ----                                                                                                         </w:t>
+      </w:r>
+    </w:p>
+    <w:p>
+      <w:r>
+        <w:t xml:space="preserve">-a----        13-06-2026     15:46              0 app.js                                                                                                       </w:t>
+      </w:r>
+    </w:p>
+    <w:p>
+      <w:r>
+        <w:t xml:space="preserve">-a----        13-06-2026     15:46              0 constants.js                                                                                                 </w:t>
+      </w:r>
+    </w:p>
+    <w:p>
+      <w:r>
+        <w:t xml:space="preserve">-a----        13-06-2026     15:46              0 index.js                                                                                                     </w:t>
+      </w:r>
+    </w:p>
+    <w:p/>
+    <w:p/>
     <w:p>
       <w:r>
         <w:t>PS D:\PROJECT FILES\BACKENDPRO\</w:t>
@@ -563,7 +886,137 @@
       </w:r>
       <w:proofErr w:type="spellEnd"/>
       <w:r>
-        <w:t>&gt; touch app.js constants.js index.js</w:t>
+        <w:t xml:space="preserve">&gt; </w:t>
+      </w:r>
+      <w:proofErr w:type="spellStart"/>
+      <w:r>
+        <w:t>mkdir</w:t>
+      </w:r>
+      <w:proofErr w:type="spellEnd"/>
+      <w:r>
+        <w:t xml:space="preserve"> controllers </w:t>
+      </w:r>
+      <w:proofErr w:type="spellStart"/>
+      <w:r>
+        <w:t>db</w:t>
+      </w:r>
+      <w:proofErr w:type="spellEnd"/>
+      <w:r>
+        <w:t xml:space="preserve"> </w:t>
+      </w:r>
+      <w:proofErr w:type="spellStart"/>
+      <w:r>
+        <w:t>middlewares</w:t>
+      </w:r>
+      <w:proofErr w:type="spellEnd"/>
+      <w:r>
+        <w:t xml:space="preserve"> models routes utils</w:t>
+      </w:r>
+    </w:p>
+    <w:p>
+      <w:proofErr w:type="spellStart"/>
+      <w:r>
+        <w:t>mkdir</w:t>
+      </w:r>
+      <w:proofErr w:type="spellEnd"/>
+      <w:r>
+        <w:t xml:space="preserve"> : A positional parameter cannot be found that accepts argument '</w:t>
+      </w:r>
+      <w:proofErr w:type="spellStart"/>
+      <w:r>
+        <w:t>db</w:t>
+      </w:r>
+      <w:proofErr w:type="spellEnd"/>
+      <w:r>
+        <w:t>'.</w:t>
+      </w:r>
+    </w:p>
+    <w:p>
+      <w:r>
+        <w:t>At line:1 char:1</w:t>
+      </w:r>
+    </w:p>
+    <w:p>
+      <w:r>
+        <w:t xml:space="preserve">+ </w:t>
+      </w:r>
+      <w:proofErr w:type="spellStart"/>
+      <w:r>
+        <w:t>mkdir</w:t>
+      </w:r>
+      <w:proofErr w:type="spellEnd"/>
+      <w:r>
+        <w:t xml:space="preserve"> controllers </w:t>
+      </w:r>
+      <w:proofErr w:type="spellStart"/>
+      <w:r>
+        <w:t>db</w:t>
+      </w:r>
+      <w:proofErr w:type="spellEnd"/>
+      <w:r>
+        <w:t xml:space="preserve"> </w:t>
+      </w:r>
+      <w:proofErr w:type="spellStart"/>
+      <w:r>
+        <w:t>middlewares</w:t>
+      </w:r>
+      <w:proofErr w:type="spellEnd"/>
+      <w:r>
+        <w:t xml:space="preserve"> models routes utils</w:t>
+      </w:r>
+    </w:p>
+    <w:p>
+      <w:r>
+        <w:t>+ ~~~~~~~~~~~~~~~~~~~~~~~~~~~~~~~~~~~~~~~~~~~~~~~~~~~~</w:t>
+      </w:r>
+    </w:p>
+    <w:p>
+      <w:r>
+        <w:t xml:space="preserve">    + CategoryInfo          : </w:t>
+      </w:r>
+      <w:proofErr w:type="spellStart"/>
+      <w:r>
+        <w:t>InvalidArgument</w:t>
+      </w:r>
+      <w:proofErr w:type="spellEnd"/>
+      <w:r>
+        <w:t>: (:) [</w:t>
+      </w:r>
+      <w:proofErr w:type="spellStart"/>
+      <w:r>
+        <w:t>mkdir</w:t>
+      </w:r>
+      <w:proofErr w:type="spellEnd"/>
+      <w:r>
+        <w:t xml:space="preserve">], </w:t>
+      </w:r>
+      <w:proofErr w:type="spellStart"/>
+      <w:r>
+        <w:t>ParameterBindingException</w:t>
+      </w:r>
+      <w:proofErr w:type="spellEnd"/>
+    </w:p>
+    <w:p>
+      <w:r>
+        <w:t xml:space="preserve">    + </w:t>
+      </w:r>
+      <w:proofErr w:type="spellStart"/>
+      <w:r>
+        <w:t>FullyQualifiedErrorId</w:t>
+      </w:r>
+      <w:proofErr w:type="spellEnd"/>
+      <w:r>
+        <w:t xml:space="preserve"> : </w:t>
+      </w:r>
+      <w:proofErr w:type="spellStart"/>
+      <w:r>
+        <w:t>PositionalParameterNotFound,mkdir</w:t>
+      </w:r>
+      <w:proofErr w:type="spellEnd"/>
+    </w:p>
+    <w:p>
+      <w:r>
+        <w:t xml:space="preserve"> </w:t>
       </w:r>
     </w:p>
     <w:p>
@@ -580,6 +1033,625 @@
       </w:r>
       <w:proofErr w:type="spellStart"/>
       <w:r>
+        <w:t>mkdir</w:t>
+      </w:r>
+      <w:proofErr w:type="spellEnd"/>
+      <w:r>
+        <w:t xml:space="preserve"> controllers                                   </w:t>
+      </w:r>
+    </w:p>
+    <w:p/>
+    <w:p/>
+    <w:p>
+      <w:r>
+        <w:t xml:space="preserve">    Directory: D:\PROJECT FILES\BACKENDPRO\</w:t>
+      </w:r>
+      <w:proofErr w:type="spellStart"/>
+      <w:r>
+        <w:t>src</w:t>
+      </w:r>
+      <w:proofErr w:type="spellEnd"/>
+    </w:p>
+    <w:p/>
+    <w:p/>
+    <w:p>
+      <w:r>
+        <w:t xml:space="preserve">Mode                 </w:t>
+      </w:r>
+      <w:proofErr w:type="spellStart"/>
+      <w:r>
+        <w:t>LastWriteTime</w:t>
+      </w:r>
+      <w:proofErr w:type="spellEnd"/>
+      <w:r>
+        <w:t xml:space="preserve">         Length Name                                                                                                         </w:t>
+      </w:r>
+    </w:p>
+    <w:p>
+      <w:r>
+        <w:t xml:space="preserve">----                 -------------         ------ ----                                                                                                         </w:t>
+      </w:r>
+    </w:p>
+    <w:p>
+      <w:r>
+        <w:t xml:space="preserve">d-----        13-06-2026     15:57                controllers                                                                                                  </w:t>
+      </w:r>
+    </w:p>
+    <w:p/>
+    <w:p/>
+    <w:p>
+      <w:r>
+        <w:t>PS D:\PROJECT FILES\BACKENDPRO\</w:t>
+      </w:r>
+      <w:proofErr w:type="spellStart"/>
+      <w:r>
+        <w:t>src</w:t>
+      </w:r>
+      <w:proofErr w:type="spellEnd"/>
+      <w:r>
+        <w:t xml:space="preserve">&gt; </w:t>
+      </w:r>
+      <w:proofErr w:type="spellStart"/>
+      <w:r>
+        <w:t>mkdir</w:t>
+      </w:r>
+      <w:proofErr w:type="spellEnd"/>
+      <w:r>
+        <w:t xml:space="preserve"> </w:t>
+      </w:r>
+      <w:proofErr w:type="spellStart"/>
+      <w:r>
+        <w:t>db</w:t>
+      </w:r>
+      <w:proofErr w:type="spellEnd"/>
+      <w:r>
+        <w:t xml:space="preserve">          </w:t>
+      </w:r>
+    </w:p>
+    <w:p/>
+    <w:p/>
+    <w:p>
+      <w:r>
+        <w:t xml:space="preserve">    Directory: D:\PROJECT FILES\BACKENDPRO\</w:t>
+      </w:r>
+      <w:proofErr w:type="spellStart"/>
+      <w:r>
+        <w:t>src</w:t>
+      </w:r>
+      <w:proofErr w:type="spellEnd"/>
+    </w:p>
+    <w:p/>
+    <w:p/>
+    <w:p>
+      <w:r>
+        <w:t xml:space="preserve">Mode                 </w:t>
+      </w:r>
+      <w:proofErr w:type="spellStart"/>
+      <w:r>
+        <w:t>LastWriteTime</w:t>
+      </w:r>
+      <w:proofErr w:type="spellEnd"/>
+      <w:r>
+        <w:t xml:space="preserve">         Length Name                                                                                                         </w:t>
+      </w:r>
+    </w:p>
+    <w:p>
+      <w:r>
+        <w:t xml:space="preserve">----                 -------------         ------ ----                                                                                                         </w:t>
+      </w:r>
+    </w:p>
+    <w:p>
+      <w:r>
+        <w:t xml:space="preserve">d-----        13-06-2026     15:57                </w:t>
+      </w:r>
+      <w:proofErr w:type="spellStart"/>
+      <w:r>
+        <w:t>db</w:t>
+      </w:r>
+      <w:proofErr w:type="spellEnd"/>
+      <w:r>
+        <w:t xml:space="preserve">                                                                                                           </w:t>
+      </w:r>
+    </w:p>
+    <w:p/>
+    <w:p/>
+    <w:p>
+      <w:r>
+        <w:t>PS D:\PROJECT FILES\BACKENDPRO\</w:t>
+      </w:r>
+      <w:proofErr w:type="spellStart"/>
+      <w:r>
+        <w:t>src</w:t>
+      </w:r>
+      <w:proofErr w:type="spellEnd"/>
+      <w:r>
+        <w:t xml:space="preserve">&gt; </w:t>
+      </w:r>
+      <w:proofErr w:type="spellStart"/>
+      <w:r>
+        <w:t>mkdir</w:t>
+      </w:r>
+      <w:proofErr w:type="spellEnd"/>
+      <w:r>
+        <w:t xml:space="preserve"> </w:t>
+      </w:r>
+      <w:proofErr w:type="spellStart"/>
+      <w:r>
+        <w:t>middlewares</w:t>
+      </w:r>
+      <w:proofErr w:type="spellEnd"/>
+      <w:r>
+        <w:t xml:space="preserve"> models</w:t>
+      </w:r>
+    </w:p>
+    <w:p>
+      <w:proofErr w:type="spellStart"/>
+      <w:r>
+        <w:t>mkdir</w:t>
+      </w:r>
+      <w:proofErr w:type="spellEnd"/>
+      <w:r>
+        <w:t xml:space="preserve"> : A positional parameter cannot be found that accepts argument 'models'.</w:t>
+      </w:r>
+    </w:p>
+    <w:p>
+      <w:r>
+        <w:t>At line:1 char:1</w:t>
+      </w:r>
+    </w:p>
+    <w:p>
+      <w:r>
+        <w:t xml:space="preserve">+ </w:t>
+      </w:r>
+      <w:proofErr w:type="spellStart"/>
+      <w:r>
+        <w:t>mkdir</w:t>
+      </w:r>
+      <w:proofErr w:type="spellEnd"/>
+      <w:r>
+        <w:t xml:space="preserve"> </w:t>
+      </w:r>
+      <w:proofErr w:type="spellStart"/>
+      <w:r>
+        <w:t>middlewares</w:t>
+      </w:r>
+      <w:proofErr w:type="spellEnd"/>
+      <w:r>
+        <w:t xml:space="preserve"> models</w:t>
+      </w:r>
+    </w:p>
+    <w:p>
+      <w:r>
+        <w:t>+ ~~~~~~~~~~~~~~~~~~~~~~~~</w:t>
+      </w:r>
+    </w:p>
+    <w:p>
+      <w:r>
+        <w:t xml:space="preserve">    + CategoryInfo          : </w:t>
+      </w:r>
+      <w:proofErr w:type="spellStart"/>
+      <w:r>
+        <w:t>InvalidArgument</w:t>
+      </w:r>
+      <w:proofErr w:type="spellEnd"/>
+      <w:r>
+        <w:t>: (:) [</w:t>
+      </w:r>
+      <w:proofErr w:type="spellStart"/>
+      <w:r>
+        <w:t>mkdir</w:t>
+      </w:r>
+      <w:proofErr w:type="spellEnd"/>
+      <w:r>
+        <w:t xml:space="preserve">], </w:t>
+      </w:r>
+      <w:proofErr w:type="spellStart"/>
+      <w:r>
+        <w:t>ParameterBindingException</w:t>
+      </w:r>
+      <w:proofErr w:type="spellEnd"/>
+    </w:p>
+    <w:p>
+      <w:r>
+        <w:t xml:space="preserve">    + </w:t>
+      </w:r>
+      <w:proofErr w:type="spellStart"/>
+      <w:r>
+        <w:t>FullyQualifiedErrorId</w:t>
+      </w:r>
+      <w:proofErr w:type="spellEnd"/>
+      <w:r>
+        <w:t xml:space="preserve"> : </w:t>
+      </w:r>
+      <w:proofErr w:type="spellStart"/>
+      <w:r>
+        <w:t>PositionalParameterNotFound,mkdir</w:t>
+      </w:r>
+      <w:proofErr w:type="spellEnd"/>
+    </w:p>
+    <w:p>
+      <w:r>
+        <w:t xml:space="preserve"> </w:t>
+      </w:r>
+    </w:p>
+    <w:p>
+      <w:r>
+        <w:t>PS D:\PROJECT FILES\BACKENDPRO\</w:t>
+      </w:r>
+      <w:proofErr w:type="spellStart"/>
+      <w:r>
+        <w:t>src</w:t>
+      </w:r>
+      <w:proofErr w:type="spellEnd"/>
+      <w:r>
+        <w:t xml:space="preserve">&gt; </w:t>
+      </w:r>
+      <w:proofErr w:type="spellStart"/>
+      <w:r>
+        <w:t>mkdir</w:t>
+      </w:r>
+      <w:proofErr w:type="spellEnd"/>
+      <w:r>
+        <w:t xml:space="preserve"> </w:t>
+      </w:r>
+      <w:proofErr w:type="spellStart"/>
+      <w:r>
+        <w:t>middlewares</w:t>
+      </w:r>
+      <w:proofErr w:type="spellEnd"/>
+      <w:r>
+        <w:t xml:space="preserve">       </w:t>
+      </w:r>
+    </w:p>
+    <w:p/>
+    <w:p/>
+    <w:p>
+      <w:r>
+        <w:t xml:space="preserve">    Directory: D:\PROJECT FILES\BACKENDPRO\</w:t>
+      </w:r>
+      <w:proofErr w:type="spellStart"/>
+      <w:r>
+        <w:t>src</w:t>
+      </w:r>
+      <w:proofErr w:type="spellEnd"/>
+    </w:p>
+    <w:p/>
+    <w:p/>
+    <w:p>
+      <w:r>
+        <w:t xml:space="preserve">Mode                 </w:t>
+      </w:r>
+      <w:proofErr w:type="spellStart"/>
+      <w:r>
+        <w:t>LastWriteTime</w:t>
+      </w:r>
+      <w:proofErr w:type="spellEnd"/>
+      <w:r>
+        <w:t xml:space="preserve">         Length Name                                                                                                         </w:t>
+      </w:r>
+    </w:p>
+    <w:p>
+      <w:r>
+        <w:t xml:space="preserve">----                 -------------         ------ ----                                                                                                         </w:t>
+      </w:r>
+    </w:p>
+    <w:p>
+      <w:r>
+        <w:t xml:space="preserve">d-----        13-06-2026     15:58                </w:t>
+      </w:r>
+      <w:proofErr w:type="spellStart"/>
+      <w:r>
+        <w:t>middlewares</w:t>
+      </w:r>
+      <w:proofErr w:type="spellEnd"/>
+      <w:r>
+        <w:t xml:space="preserve">                                                                                                  </w:t>
+      </w:r>
+    </w:p>
+    <w:p/>
+    <w:p/>
+    <w:p>
+      <w:r>
+        <w:t>PS D:\PROJECT FILES\BACKENDPRO\</w:t>
+      </w:r>
+      <w:proofErr w:type="spellStart"/>
+      <w:r>
+        <w:t>src</w:t>
+      </w:r>
+      <w:proofErr w:type="spellEnd"/>
+      <w:r>
+        <w:t xml:space="preserve">&gt; </w:t>
+      </w:r>
+      <w:proofErr w:type="spellStart"/>
+      <w:r>
+        <w:t>mkdir</w:t>
+      </w:r>
+      <w:proofErr w:type="spellEnd"/>
+      <w:r>
+        <w:t xml:space="preserve"> models      </w:t>
+      </w:r>
+    </w:p>
+    <w:p/>
+    <w:p/>
+    <w:p>
+      <w:r>
+        <w:t xml:space="preserve">    Directory: D:\PROJECT FILES\BACKENDPRO\</w:t>
+      </w:r>
+      <w:proofErr w:type="spellStart"/>
+      <w:r>
+        <w:t>src</w:t>
+      </w:r>
+      <w:proofErr w:type="spellEnd"/>
+    </w:p>
+    <w:p/>
+    <w:p/>
+    <w:p>
+      <w:r>
+        <w:t xml:space="preserve">Mode                 </w:t>
+      </w:r>
+      <w:proofErr w:type="spellStart"/>
+      <w:r>
+        <w:t>LastWriteTime</w:t>
+      </w:r>
+      <w:proofErr w:type="spellEnd"/>
+      <w:r>
+        <w:t xml:space="preserve">         Length Name                                                                                                         </w:t>
+      </w:r>
+    </w:p>
+    <w:p>
+      <w:r>
+        <w:t xml:space="preserve">----                 -------------         ------ ----                                                                                                         </w:t>
+      </w:r>
+    </w:p>
+    <w:p>
+      <w:r>
+        <w:t xml:space="preserve">d-----        13-06-2026     15:58                models                                                                                                       </w:t>
+      </w:r>
+    </w:p>
+    <w:p/>
+    <w:p/>
+    <w:p>
+      <w:r>
+        <w:t>PS D:\PROJECT FILES\BACKENDPRO\</w:t>
+      </w:r>
+      <w:proofErr w:type="spellStart"/>
+      <w:r>
+        <w:t>src</w:t>
+      </w:r>
+      <w:proofErr w:type="spellEnd"/>
+      <w:r>
+        <w:t xml:space="preserve">&gt; </w:t>
+      </w:r>
+      <w:proofErr w:type="spellStart"/>
+      <w:r>
+        <w:t>mkdir</w:t>
+      </w:r>
+      <w:proofErr w:type="spellEnd"/>
+      <w:r>
+        <w:t xml:space="preserve"> routes</w:t>
+      </w:r>
+    </w:p>
+    <w:p/>
+    <w:p/>
+    <w:p>
+      <w:r>
+        <w:t xml:space="preserve">    Directory: D:\PROJECT FILES\BACKENDPRO\</w:t>
+      </w:r>
+      <w:proofErr w:type="spellStart"/>
+      <w:r>
+        <w:t>src</w:t>
+      </w:r>
+      <w:proofErr w:type="spellEnd"/>
+    </w:p>
+    <w:p/>
+    <w:p/>
+    <w:p>
+      <w:r>
+        <w:t xml:space="preserve">Mode                 </w:t>
+      </w:r>
+      <w:proofErr w:type="spellStart"/>
+      <w:r>
+        <w:t>LastWriteTime</w:t>
+      </w:r>
+      <w:proofErr w:type="spellEnd"/>
+      <w:r>
+        <w:t xml:space="preserve">         Length Name                                                                                                         </w:t>
+      </w:r>
+    </w:p>
+    <w:p>
+      <w:r>
+        <w:t xml:space="preserve">----                 -------------         ------ ----                                                                                                         </w:t>
+      </w:r>
+    </w:p>
+    <w:p>
+      <w:r>
+        <w:t xml:space="preserve">d-----        13-06-2026     15:58                routes                                                                                                       </w:t>
+      </w:r>
+    </w:p>
+    <w:p/>
+    <w:p/>
+    <w:p>
+      <w:r>
+        <w:t>PS D:\PROJECT FILES\BACKENDPRO\</w:t>
+      </w:r>
+      <w:proofErr w:type="spellStart"/>
+      <w:r>
+        <w:t>src</w:t>
+      </w:r>
+      <w:proofErr w:type="spellEnd"/>
+      <w:r>
+        <w:t xml:space="preserve">&gt; </w:t>
+      </w:r>
+      <w:proofErr w:type="spellStart"/>
+      <w:r>
+        <w:t>mkdir</w:t>
+      </w:r>
+      <w:proofErr w:type="spellEnd"/>
+      <w:r>
+        <w:t xml:space="preserve"> utils</w:t>
+      </w:r>
+    </w:p>
+    <w:p/>
+    <w:p/>
+    <w:p>
+      <w:r>
+        <w:t xml:space="preserve">    Directory: D:\PROJECT FILES\BACKENDPRO\</w:t>
+      </w:r>
+      <w:proofErr w:type="spellStart"/>
+      <w:r>
+        <w:t>src</w:t>
+      </w:r>
+      <w:proofErr w:type="spellEnd"/>
+    </w:p>
+    <w:p/>
+    <w:p/>
+    <w:p>
+      <w:r>
+        <w:t xml:space="preserve">Mode                 </w:t>
+      </w:r>
+      <w:proofErr w:type="spellStart"/>
+      <w:r>
+        <w:t>LastWriteTime</w:t>
+      </w:r>
+      <w:proofErr w:type="spellEnd"/>
+      <w:r>
+        <w:t xml:space="preserve">         Length Name                                                                                                         </w:t>
+      </w:r>
+    </w:p>
+    <w:p>
+      <w:r>
+        <w:t xml:space="preserve">----                 -------------         ------ ----                                                                                                         </w:t>
+      </w:r>
+    </w:p>
+    <w:p>
+      <w:r>
+        <w:t xml:space="preserve">d-----        13-06-2026     15:58                utils                                                                                                        </w:t>
+      </w:r>
+    </w:p>
+    <w:p/>
+    <w:p/>
+    <w:p>
+      <w:r>
+        <w:t>PS D:\PROJECT FILES\BACKENDPRO\</w:t>
+      </w:r>
+      <w:proofErr w:type="spellStart"/>
+      <w:r>
+        <w:t>src</w:t>
+      </w:r>
+      <w:proofErr w:type="spellEnd"/>
+      <w:r>
+        <w:t>&gt; ls</w:t>
+      </w:r>
+    </w:p>
+    <w:p/>
+    <w:p/>
+    <w:p>
+      <w:r>
+        <w:t xml:space="preserve">    Directory: D:\PROJECT FILES\BACKENDPRO\</w:t>
+      </w:r>
+      <w:proofErr w:type="spellStart"/>
+      <w:r>
+        <w:t>src</w:t>
+      </w:r>
+      <w:proofErr w:type="spellEnd"/>
+    </w:p>
+    <w:p/>
+    <w:p/>
+    <w:p>
+      <w:r>
+        <w:t xml:space="preserve">Mode                 </w:t>
+      </w:r>
+      <w:proofErr w:type="spellStart"/>
+      <w:r>
+        <w:t>LastWriteTime</w:t>
+      </w:r>
+      <w:proofErr w:type="spellEnd"/>
+      <w:r>
+        <w:t xml:space="preserve">         Length Name                                                                                                         </w:t>
+      </w:r>
+    </w:p>
+    <w:p>
+      <w:r>
+        <w:t xml:space="preserve">----                 -------------         ------ ----                                                                                                         </w:t>
+      </w:r>
+    </w:p>
+    <w:p>
+      <w:r>
+        <w:t xml:space="preserve">d-----        13-06-2026     15:57                controllers                                                                                                  </w:t>
+      </w:r>
+    </w:p>
+    <w:p>
+      <w:r>
+        <w:t xml:space="preserve">d-----        13-06-2026     15:57                </w:t>
+      </w:r>
+      <w:proofErr w:type="spellStart"/>
+      <w:r>
+        <w:t>db</w:t>
+      </w:r>
+      <w:proofErr w:type="spellEnd"/>
+      <w:r>
+        <w:t xml:space="preserve">                                                                                                           </w:t>
+      </w:r>
+    </w:p>
+    <w:p>
+      <w:r>
+        <w:t xml:space="preserve">d-----        13-06-2026     15:58                </w:t>
+      </w:r>
+      <w:proofErr w:type="spellStart"/>
+      <w:r>
+        <w:t>middlewares</w:t>
+      </w:r>
+      <w:proofErr w:type="spellEnd"/>
+      <w:r>
+        <w:t xml:space="preserve">                                                                                                  </w:t>
+      </w:r>
+    </w:p>
+    <w:p>
+      <w:r>
+        <w:t xml:space="preserve">d-----        13-06-2026     15:58                models                                                                                                       </w:t>
+      </w:r>
+    </w:p>
+    <w:p>
+      <w:r>
+        <w:t xml:space="preserve">d-----        13-06-2026     15:58                routes                                                                                                       </w:t>
+      </w:r>
+    </w:p>
+    <w:p>
+      <w:r>
+        <w:t xml:space="preserve">d-----        13-06-2026     15:58                utils                                                                                                        </w:t>
+      </w:r>
+    </w:p>
+    <w:p>
+      <w:r>
+        <w:t xml:space="preserve">-a----        13-06-2026     15:46              0 app.js                                                                                                       </w:t>
+      </w:r>
+    </w:p>
+    <w:p>
+      <w:r>
+        <w:t xml:space="preserve">-a----        13-06-2026     15:46              0 constants.js                                                                                                 </w:t>
+      </w:r>
+    </w:p>
+    <w:p>
+      <w:r>
+        <w:t xml:space="preserve">-a----        13-06-2026     15:46              0 index.js                                                                                                     </w:t>
+      </w:r>
+    </w:p>
+    <w:p/>
+    <w:p/>
+    <w:p>
+      <w:r>
+        <w:t>PS D:\PROJECT FILES\BACKENDPRO\</w:t>
+      </w:r>
+      <w:proofErr w:type="spellStart"/>
+      <w:r>
+        <w:t>src</w:t>
+      </w:r>
+      <w:proofErr w:type="spellEnd"/>
+      <w:r>
+        <w:t xml:space="preserve">&gt; </w:t>
+      </w:r>
+      <w:proofErr w:type="spellStart"/>
+      <w:r>
         <w:t>npm</w:t>
       </w:r>
       <w:proofErr w:type="spellEnd"/>
@@ -592,24 +1664,19 @@
       </w:r>
       <w:proofErr w:type="spellEnd"/>
       <w:r>
-        <w:t xml:space="preserve"> -D </w:t>
-      </w:r>
-      <w:proofErr w:type="spellStart"/>
-      <w:r>
-        <w:t>nodemon</w:t>
-      </w:r>
-      <w:proofErr w:type="spellEnd"/>
-    </w:p>
-    <w:p/>
-    <w:p>
-      <w:r>
-        <w:t>added 28 packages, and audited 29 packages in 2s</w:t>
-      </w:r>
-    </w:p>
-    <w:p/>
-    <w:p>
-      <w:r>
-        <w:t>5 packages are looking for funding</w:t>
+        <w:t xml:space="preserve"> -D prettier</w:t>
+      </w:r>
+    </w:p>
+    <w:p/>
+    <w:p>
+      <w:r>
+        <w:t>added 1 package, and audited 30 packages in 2s</w:t>
+      </w:r>
+    </w:p>
+    <w:p/>
+    <w:p>
+      <w:r>
+        <w:t>6 packages are looking for funding</w:t>
       </w:r>
     </w:p>
     <w:p>
@@ -641,1218 +1708,64 @@
       </w:r>
       <w:proofErr w:type="spellEnd"/>
       <w:r>
-        <w:t xml:space="preserve">&gt; git status                        </w:t>
-      </w:r>
-    </w:p>
-    <w:p>
-      <w:r>
-        <w:t>On branch main</w:t>
-      </w:r>
-    </w:p>
-    <w:p>
-      <w:r>
-        <w:t>Your branch is up to date with 'origin/main'.</w:t>
-      </w:r>
-    </w:p>
-    <w:p/>
-    <w:p>
-      <w:r>
-        <w:t>Changes not staged for commit:</w:t>
-      </w:r>
-    </w:p>
-    <w:p>
-      <w:r>
-        <w:t xml:space="preserve">  (use "git add &lt;file&gt;..." to update what will be committed)</w:t>
-      </w:r>
-    </w:p>
-    <w:p>
-      <w:r>
-        <w:t xml:space="preserve">  (use "git restore &lt;file&gt;..." to discard changes in working directory)</w:t>
-      </w:r>
-    </w:p>
-    <w:p>
-      <w:r>
-        <w:t xml:space="preserve">        modified:   ../</w:t>
-      </w:r>
-      <w:proofErr w:type="spellStart"/>
-      <w:r>
-        <w:t>package.json</w:t>
-      </w:r>
-      <w:proofErr w:type="spellEnd"/>
-    </w:p>
-    <w:p/>
-    <w:p>
-      <w:r>
-        <w:t>Untracked files:</w:t>
-      </w:r>
-    </w:p>
-    <w:p>
-      <w:r>
-        <w:t xml:space="preserve">  (use "git add &lt;file&gt;..." to include in what will be committed)</w:t>
-      </w:r>
-    </w:p>
-    <w:p>
-      <w:r>
-        <w:t xml:space="preserve">        </w:t>
-      </w:r>
-      <w:proofErr w:type="gramStart"/>
-      <w:r>
-        <w:t>../.</w:t>
-      </w:r>
-      <w:proofErr w:type="spellStart"/>
-      <w:r>
-        <w:t>env</w:t>
-      </w:r>
-      <w:proofErr w:type="gramEnd"/>
-      <w:r>
-        <w:t>.sample</w:t>
-      </w:r>
-      <w:proofErr w:type="spellEnd"/>
-    </w:p>
-    <w:p>
-      <w:r>
-        <w:t xml:space="preserve">        </w:t>
-      </w:r>
-      <w:proofErr w:type="gramStart"/>
-      <w:r>
-        <w:t>../.</w:t>
-      </w:r>
-      <w:proofErr w:type="spellStart"/>
-      <w:r>
-        <w:t>gitignore</w:t>
-      </w:r>
-      <w:proofErr w:type="spellEnd"/>
-      <w:proofErr w:type="gramEnd"/>
-    </w:p>
-    <w:p>
-      <w:r>
-        <w:t xml:space="preserve">        ../package-</w:t>
-      </w:r>
-      <w:proofErr w:type="spellStart"/>
-      <w:r>
-        <w:t>lock.json</w:t>
-      </w:r>
-      <w:proofErr w:type="spellEnd"/>
-    </w:p>
-    <w:p>
-      <w:r>
-        <w:t xml:space="preserve">        </w:t>
-      </w:r>
-      <w:proofErr w:type="gramStart"/>
-      <w:r>
-        <w:t>..</w:t>
-      </w:r>
-      <w:proofErr w:type="gramEnd"/>
-      <w:r>
-        <w:t>/public/</w:t>
-      </w:r>
-    </w:p>
-    <w:p>
-      <w:r>
-        <w:t xml:space="preserve">        ./</w:t>
-      </w:r>
-    </w:p>
-    <w:p/>
-    <w:p>
-      <w:r>
-        <w:t>no changes added to commit (use "git add" and/or "git commit -a")</w:t>
-      </w:r>
-    </w:p>
-    <w:p>
-      <w:r>
-        <w:t>PS D:\PROJECT FILES\BACKENDPRO\</w:t>
-      </w:r>
-      <w:proofErr w:type="spellStart"/>
-      <w:r>
-        <w:t>src</w:t>
-      </w:r>
-      <w:proofErr w:type="spellEnd"/>
-      <w:r>
-        <w:t xml:space="preserve">&gt; cd </w:t>
-      </w:r>
-      <w:proofErr w:type="spellStart"/>
-      <w:r>
-        <w:t>src</w:t>
-      </w:r>
-      <w:proofErr w:type="spellEnd"/>
-    </w:p>
-    <w:p>
-      <w:proofErr w:type="gramStart"/>
-      <w:r>
-        <w:t>cd :</w:t>
-      </w:r>
-      <w:proofErr w:type="gramEnd"/>
-      <w:r>
-        <w:t xml:space="preserve"> Cannot find path 'D:\PROJECT FILES\BACKENDPRO\</w:t>
-      </w:r>
-      <w:proofErr w:type="spellStart"/>
-      <w:r>
-        <w:t>src</w:t>
-      </w:r>
-      <w:proofErr w:type="spellEnd"/>
-      <w:r>
-        <w:t>\</w:t>
-      </w:r>
-      <w:proofErr w:type="spellStart"/>
-      <w:r>
-        <w:t>src</w:t>
-      </w:r>
-      <w:proofErr w:type="spellEnd"/>
-      <w:r>
-        <w:t>' because it does not exist.</w:t>
-      </w:r>
-    </w:p>
-    <w:p>
-      <w:r>
-        <w:t>At line:1 char:1</w:t>
-      </w:r>
-    </w:p>
-    <w:p>
-      <w:r>
-        <w:t xml:space="preserve">+ cd </w:t>
-      </w:r>
-      <w:proofErr w:type="spellStart"/>
-      <w:r>
-        <w:t>src</w:t>
-      </w:r>
-      <w:proofErr w:type="spellEnd"/>
-    </w:p>
-    <w:p>
-      <w:r>
-        <w:t>+ ~~~~~~</w:t>
-      </w:r>
-    </w:p>
-    <w:p>
-      <w:r>
-        <w:t xml:space="preserve">    + CategoryInfo        </w:t>
-      </w:r>
-      <w:proofErr w:type="gramStart"/>
-      <w:r>
-        <w:t xml:space="preserve">  :</w:t>
-      </w:r>
-      <w:proofErr w:type="gramEnd"/>
-      <w:r>
-        <w:t xml:space="preserve"> </w:t>
-      </w:r>
-      <w:proofErr w:type="spellStart"/>
-      <w:r>
-        <w:t>ObjectNotFound</w:t>
-      </w:r>
-      <w:proofErr w:type="spellEnd"/>
-      <w:r>
-        <w:t>: (D:\PROJECT FILES</w:t>
-      </w:r>
-      <w:proofErr w:type="gramStart"/>
-      <w:r>
-        <w:t>\BACKENDPRO\</w:t>
-      </w:r>
-      <w:proofErr w:type="spellStart"/>
-      <w:r>
-        <w:t>src</w:t>
-      </w:r>
-      <w:proofErr w:type="spellEnd"/>
-      <w:r>
-        <w:t>\</w:t>
-      </w:r>
-      <w:proofErr w:type="spellStart"/>
-      <w:r>
-        <w:t>src:String</w:t>
-      </w:r>
-      <w:proofErr w:type="spellEnd"/>
-      <w:proofErr w:type="gramEnd"/>
-      <w:r>
-        <w:t xml:space="preserve">) [Set-Location], </w:t>
-      </w:r>
-      <w:proofErr w:type="spellStart"/>
-      <w:r>
-        <w:t>ItemNotFoundException</w:t>
-      </w:r>
-      <w:proofErr w:type="spellEnd"/>
-    </w:p>
-    <w:p>
-      <w:r>
-        <w:t xml:space="preserve">    + </w:t>
-      </w:r>
-      <w:proofErr w:type="spellStart"/>
-      <w:proofErr w:type="gramStart"/>
-      <w:r>
-        <w:t>FullyQualifiedErrorId</w:t>
-      </w:r>
-      <w:proofErr w:type="spellEnd"/>
-      <w:r>
-        <w:t xml:space="preserve"> :</w:t>
-      </w:r>
-      <w:proofErr w:type="gramEnd"/>
-      <w:r>
-        <w:t xml:space="preserve"> </w:t>
-      </w:r>
-      <w:proofErr w:type="spellStart"/>
-      <w:proofErr w:type="gramStart"/>
-      <w:r>
-        <w:t>PathNotFound,Microsoft.PowerShell</w:t>
-      </w:r>
-      <w:proofErr w:type="gramEnd"/>
-      <w:r>
-        <w:t>.Commands.SetLocationCommand</w:t>
-      </w:r>
-      <w:proofErr w:type="spellEnd"/>
-    </w:p>
-    <w:p>
-      <w:r>
-        <w:t xml:space="preserve"> </w:t>
-      </w:r>
-    </w:p>
-    <w:p>
-      <w:r>
-        <w:t>PS D:\PROJECT FILES\BACKENDPRO\</w:t>
-      </w:r>
-      <w:proofErr w:type="spellStart"/>
-      <w:r>
-        <w:t>src</w:t>
-      </w:r>
-      <w:proofErr w:type="spellEnd"/>
-      <w:r>
-        <w:t>&gt; ls</w:t>
-      </w:r>
-    </w:p>
-    <w:p/>
-    <w:p/>
-    <w:p>
-      <w:r>
-        <w:t xml:space="preserve">    Directory: D:\PROJECT FILES\BACKENDPRO\</w:t>
-      </w:r>
-      <w:proofErr w:type="spellStart"/>
-      <w:r>
-        <w:t>src</w:t>
-      </w:r>
-      <w:proofErr w:type="spellEnd"/>
-    </w:p>
-    <w:p/>
-    <w:p/>
-    <w:p>
-      <w:r>
-        <w:t xml:space="preserve">Mode                 </w:t>
-      </w:r>
-      <w:proofErr w:type="spellStart"/>
-      <w:r>
-        <w:t>LastWriteTime</w:t>
-      </w:r>
-      <w:proofErr w:type="spellEnd"/>
-      <w:r>
-        <w:t xml:space="preserve">         Length Name                                                                                                         </w:t>
-      </w:r>
-    </w:p>
-    <w:p>
-      <w:r>
-        <w:t xml:space="preserve">----                 -------------         ------ ----                                                                                                         </w:t>
-      </w:r>
-    </w:p>
-    <w:p>
-      <w:r>
-        <w:t xml:space="preserve">-a----        13-06-2026     15:46              0 app.js                                                                                                       </w:t>
-      </w:r>
-    </w:p>
-    <w:p>
-      <w:r>
-        <w:t xml:space="preserve">-a----        13-06-2026     15:46              0 constants.js                                                                                                 </w:t>
-      </w:r>
-    </w:p>
-    <w:p>
-      <w:r>
-        <w:t xml:space="preserve">-a----        13-06-2026     15:46              0 index.js                                                                                                     </w:t>
-      </w:r>
-    </w:p>
-    <w:p/>
-    <w:p/>
-    <w:p>
-      <w:r>
-        <w:t>PS D:\PROJECT FILES\BACKENDPRO\</w:t>
-      </w:r>
-      <w:proofErr w:type="spellStart"/>
-      <w:r>
-        <w:t>src</w:t>
-      </w:r>
-      <w:proofErr w:type="spellEnd"/>
-      <w:r>
-        <w:t xml:space="preserve">&gt; </w:t>
-      </w:r>
-      <w:proofErr w:type="spellStart"/>
-      <w:r>
-        <w:t>mkdir</w:t>
-      </w:r>
-      <w:proofErr w:type="spellEnd"/>
-      <w:r>
-        <w:t xml:space="preserve"> controllers </w:t>
-      </w:r>
-      <w:proofErr w:type="spellStart"/>
-      <w:r>
-        <w:t>db</w:t>
-      </w:r>
-      <w:proofErr w:type="spellEnd"/>
-      <w:r>
-        <w:t xml:space="preserve"> </w:t>
-      </w:r>
-      <w:proofErr w:type="spellStart"/>
-      <w:r>
-        <w:t>middlewares</w:t>
-      </w:r>
-      <w:proofErr w:type="spellEnd"/>
-      <w:r>
-        <w:t xml:space="preserve"> </w:t>
-      </w:r>
-      <w:proofErr w:type="gramStart"/>
-      <w:r>
-        <w:t>models</w:t>
-      </w:r>
-      <w:proofErr w:type="gramEnd"/>
-      <w:r>
-        <w:t xml:space="preserve"> routes utils</w:t>
-      </w:r>
-    </w:p>
-    <w:p>
-      <w:proofErr w:type="spellStart"/>
-      <w:proofErr w:type="gramStart"/>
-      <w:r>
-        <w:t>mkdir</w:t>
-      </w:r>
-      <w:proofErr w:type="spellEnd"/>
-      <w:r>
-        <w:t xml:space="preserve"> :</w:t>
-      </w:r>
-      <w:proofErr w:type="gramEnd"/>
-      <w:r>
-        <w:t xml:space="preserve"> A positional parameter cannot be found that accepts argument '</w:t>
-      </w:r>
-      <w:proofErr w:type="spellStart"/>
-      <w:r>
-        <w:t>db</w:t>
-      </w:r>
-      <w:proofErr w:type="spellEnd"/>
-      <w:r>
-        <w:t>'.</w:t>
-      </w:r>
-    </w:p>
-    <w:p>
-      <w:r>
-        <w:t>At line:1 char:1</w:t>
-      </w:r>
-    </w:p>
-    <w:p>
-      <w:r>
-        <w:t xml:space="preserve">+ </w:t>
-      </w:r>
-      <w:proofErr w:type="spellStart"/>
-      <w:r>
-        <w:t>mkdir</w:t>
-      </w:r>
-      <w:proofErr w:type="spellEnd"/>
-      <w:r>
-        <w:t xml:space="preserve"> controllers </w:t>
-      </w:r>
-      <w:proofErr w:type="spellStart"/>
-      <w:r>
-        <w:t>db</w:t>
-      </w:r>
-      <w:proofErr w:type="spellEnd"/>
-      <w:r>
-        <w:t xml:space="preserve"> </w:t>
-      </w:r>
-      <w:proofErr w:type="spellStart"/>
-      <w:r>
-        <w:t>middlewares</w:t>
-      </w:r>
-      <w:proofErr w:type="spellEnd"/>
-      <w:r>
-        <w:t xml:space="preserve"> </w:t>
-      </w:r>
-      <w:proofErr w:type="gramStart"/>
-      <w:r>
-        <w:t>models</w:t>
-      </w:r>
-      <w:proofErr w:type="gramEnd"/>
-      <w:r>
-        <w:t xml:space="preserve"> routes utils</w:t>
-      </w:r>
-    </w:p>
-    <w:p>
-      <w:r>
-        <w:t>+ ~~~~~~~~~~~~~~~~~~~~~~~~~~~~~~~~~~~~~~~~~~~~~~~~~~~~</w:t>
-      </w:r>
-    </w:p>
-    <w:p>
-      <w:r>
-        <w:t xml:space="preserve">    + CategoryInfo        </w:t>
-      </w:r>
-      <w:proofErr w:type="gramStart"/>
-      <w:r>
-        <w:t xml:space="preserve">  :</w:t>
-      </w:r>
-      <w:proofErr w:type="gramEnd"/>
-      <w:r>
-        <w:t xml:space="preserve"> </w:t>
-      </w:r>
-      <w:proofErr w:type="spellStart"/>
-      <w:r>
-        <w:t>InvalidArgument</w:t>
-      </w:r>
-      <w:proofErr w:type="spellEnd"/>
-      <w:r>
-        <w:t>: (:) [</w:t>
-      </w:r>
-      <w:proofErr w:type="spellStart"/>
-      <w:r>
-        <w:t>mkdir</w:t>
-      </w:r>
-      <w:proofErr w:type="spellEnd"/>
-      <w:r>
-        <w:t xml:space="preserve">], </w:t>
-      </w:r>
-      <w:proofErr w:type="spellStart"/>
-      <w:r>
-        <w:t>ParameterBindingException</w:t>
-      </w:r>
-      <w:proofErr w:type="spellEnd"/>
-    </w:p>
-    <w:p>
-      <w:r>
-        <w:t xml:space="preserve">    + </w:t>
-      </w:r>
-      <w:proofErr w:type="spellStart"/>
-      <w:proofErr w:type="gramStart"/>
-      <w:r>
-        <w:t>FullyQualifiedErrorId</w:t>
-      </w:r>
-      <w:proofErr w:type="spellEnd"/>
-      <w:r>
-        <w:t xml:space="preserve"> :</w:t>
-      </w:r>
-      <w:proofErr w:type="gramEnd"/>
-      <w:r>
-        <w:t xml:space="preserve"> </w:t>
-      </w:r>
-      <w:proofErr w:type="spellStart"/>
-      <w:proofErr w:type="gramStart"/>
-      <w:r>
-        <w:t>PositionalParameterNotFound,mkdir</w:t>
-      </w:r>
-      <w:proofErr w:type="spellEnd"/>
-      <w:proofErr w:type="gramEnd"/>
-    </w:p>
-    <w:p>
-      <w:r>
-        <w:t xml:space="preserve"> </w:t>
-      </w:r>
-    </w:p>
-    <w:p>
-      <w:r>
-        <w:t>PS D:\PROJECT FILES\BACKENDPRO\</w:t>
-      </w:r>
-      <w:proofErr w:type="spellStart"/>
-      <w:r>
-        <w:t>src</w:t>
-      </w:r>
-      <w:proofErr w:type="spellEnd"/>
-      <w:r>
-        <w:t xml:space="preserve">&gt; </w:t>
-      </w:r>
-      <w:proofErr w:type="spellStart"/>
-      <w:r>
-        <w:t>mkdir</w:t>
-      </w:r>
-      <w:proofErr w:type="spellEnd"/>
-      <w:r>
-        <w:t xml:space="preserve"> controllers                                   </w:t>
-      </w:r>
-    </w:p>
-    <w:p/>
-    <w:p/>
-    <w:p>
-      <w:r>
-        <w:t xml:space="preserve">    Directory: D:\PROJECT FILES\BACKENDPRO\</w:t>
-      </w:r>
-      <w:proofErr w:type="spellStart"/>
-      <w:r>
-        <w:t>src</w:t>
-      </w:r>
-      <w:proofErr w:type="spellEnd"/>
-    </w:p>
-    <w:p/>
-    <w:p/>
-    <w:p>
-      <w:r>
-        <w:t xml:space="preserve">Mode                 </w:t>
-      </w:r>
-      <w:proofErr w:type="spellStart"/>
-      <w:r>
-        <w:t>LastWriteTime</w:t>
-      </w:r>
-      <w:proofErr w:type="spellEnd"/>
-      <w:r>
-        <w:t xml:space="preserve">         Length Name                                                                                                         </w:t>
-      </w:r>
-    </w:p>
-    <w:p>
-      <w:r>
-        <w:t xml:space="preserve">----                 -------------         ------ ----                                                                                                         </w:t>
-      </w:r>
-    </w:p>
-    <w:p>
-      <w:r>
-        <w:t xml:space="preserve">d-----        13-06-2026     15:57                controllers                                                                                                  </w:t>
-      </w:r>
-    </w:p>
-    <w:p/>
-    <w:p/>
-    <w:p>
-      <w:r>
-        <w:t>PS D:\PROJECT FILES\BACKENDPRO\</w:t>
-      </w:r>
-      <w:proofErr w:type="spellStart"/>
-      <w:r>
-        <w:t>src</w:t>
-      </w:r>
-      <w:proofErr w:type="spellEnd"/>
-      <w:r>
-        <w:t xml:space="preserve">&gt; </w:t>
-      </w:r>
-      <w:proofErr w:type="spellStart"/>
-      <w:r>
-        <w:t>mkdir</w:t>
-      </w:r>
-      <w:proofErr w:type="spellEnd"/>
-      <w:r>
-        <w:t xml:space="preserve"> </w:t>
-      </w:r>
-      <w:proofErr w:type="spellStart"/>
-      <w:r>
-        <w:t>db</w:t>
-      </w:r>
-      <w:proofErr w:type="spellEnd"/>
-      <w:r>
-        <w:t xml:space="preserve">          </w:t>
-      </w:r>
-    </w:p>
-    <w:p/>
-    <w:p/>
-    <w:p>
-      <w:r>
-        <w:t xml:space="preserve">    Directory: D:\PROJECT FILES\BACKENDPRO\</w:t>
-      </w:r>
-      <w:proofErr w:type="spellStart"/>
-      <w:r>
-        <w:t>src</w:t>
-      </w:r>
-      <w:proofErr w:type="spellEnd"/>
-    </w:p>
-    <w:p/>
-    <w:p/>
-    <w:p>
-      <w:r>
-        <w:t xml:space="preserve">Mode                 </w:t>
-      </w:r>
-      <w:proofErr w:type="spellStart"/>
-      <w:r>
-        <w:t>LastWriteTime</w:t>
-      </w:r>
-      <w:proofErr w:type="spellEnd"/>
-      <w:r>
-        <w:t xml:space="preserve">         Length Name                                                                                                         </w:t>
-      </w:r>
-    </w:p>
-    <w:p>
-      <w:r>
-        <w:t xml:space="preserve">----                 -------------         ------ ----                                                                                                         </w:t>
-      </w:r>
-    </w:p>
-    <w:p>
-      <w:r>
-        <w:t xml:space="preserve">d-----        13-06-2026     15:57                </w:t>
-      </w:r>
-      <w:proofErr w:type="spellStart"/>
-      <w:r>
-        <w:t>db</w:t>
-      </w:r>
-      <w:proofErr w:type="spellEnd"/>
-      <w:r>
-        <w:t xml:space="preserve">                                                                                                           </w:t>
-      </w:r>
-    </w:p>
-    <w:p/>
-    <w:p/>
-    <w:p>
-      <w:r>
-        <w:t>PS D:\PROJECT FILES\BACKENDPRO\</w:t>
-      </w:r>
-      <w:proofErr w:type="spellStart"/>
-      <w:r>
-        <w:t>src</w:t>
-      </w:r>
-      <w:proofErr w:type="spellEnd"/>
-      <w:r>
-        <w:t xml:space="preserve">&gt; </w:t>
-      </w:r>
-      <w:proofErr w:type="spellStart"/>
-      <w:r>
-        <w:t>mkdir</w:t>
-      </w:r>
-      <w:proofErr w:type="spellEnd"/>
-      <w:r>
-        <w:t xml:space="preserve"> </w:t>
-      </w:r>
-      <w:proofErr w:type="spellStart"/>
-      <w:r>
-        <w:t>middlewares</w:t>
-      </w:r>
-      <w:proofErr w:type="spellEnd"/>
-      <w:r>
-        <w:t xml:space="preserve"> models</w:t>
-      </w:r>
-    </w:p>
-    <w:p>
-      <w:proofErr w:type="spellStart"/>
-      <w:proofErr w:type="gramStart"/>
-      <w:r>
-        <w:t>mkdir</w:t>
-      </w:r>
-      <w:proofErr w:type="spellEnd"/>
-      <w:r>
-        <w:t xml:space="preserve"> :</w:t>
-      </w:r>
-      <w:proofErr w:type="gramEnd"/>
-      <w:r>
-        <w:t xml:space="preserve"> A positional parameter cannot be found that accepts argument 'models'.</w:t>
-      </w:r>
-    </w:p>
-    <w:p>
-      <w:r>
-        <w:t>At line:1 char:1</w:t>
-      </w:r>
-    </w:p>
-    <w:p>
-      <w:r>
-        <w:t xml:space="preserve">+ </w:t>
-      </w:r>
-      <w:proofErr w:type="spellStart"/>
-      <w:r>
-        <w:t>mkdir</w:t>
-      </w:r>
-      <w:proofErr w:type="spellEnd"/>
-      <w:r>
-        <w:t xml:space="preserve"> </w:t>
-      </w:r>
-      <w:proofErr w:type="spellStart"/>
-      <w:r>
-        <w:t>middlewares</w:t>
-      </w:r>
-      <w:proofErr w:type="spellEnd"/>
-      <w:r>
-        <w:t xml:space="preserve"> models</w:t>
-      </w:r>
-    </w:p>
-    <w:p>
-      <w:r>
-        <w:t>+ ~~~~~~~~~~~~~~~~~~~~~~~~</w:t>
-      </w:r>
-    </w:p>
-    <w:p>
-      <w:r>
-        <w:t xml:space="preserve">    + CategoryInfo        </w:t>
-      </w:r>
-      <w:proofErr w:type="gramStart"/>
-      <w:r>
-        <w:t xml:space="preserve">  :</w:t>
-      </w:r>
-      <w:proofErr w:type="gramEnd"/>
-      <w:r>
-        <w:t xml:space="preserve"> </w:t>
-      </w:r>
-      <w:proofErr w:type="spellStart"/>
-      <w:r>
-        <w:t>InvalidArgument</w:t>
-      </w:r>
-      <w:proofErr w:type="spellEnd"/>
-      <w:r>
-        <w:t>: (:) [</w:t>
-      </w:r>
-      <w:proofErr w:type="spellStart"/>
-      <w:r>
-        <w:t>mkdir</w:t>
-      </w:r>
-      <w:proofErr w:type="spellEnd"/>
-      <w:r>
-        <w:t xml:space="preserve">], </w:t>
-      </w:r>
-      <w:proofErr w:type="spellStart"/>
-      <w:r>
-        <w:t>ParameterBindingException</w:t>
-      </w:r>
-      <w:proofErr w:type="spellEnd"/>
-    </w:p>
-    <w:p>
-      <w:r>
-        <w:t xml:space="preserve">    + </w:t>
-      </w:r>
-      <w:proofErr w:type="spellStart"/>
-      <w:proofErr w:type="gramStart"/>
-      <w:r>
-        <w:t>FullyQualifiedErrorId</w:t>
-      </w:r>
-      <w:proofErr w:type="spellEnd"/>
-      <w:r>
-        <w:t xml:space="preserve"> :</w:t>
-      </w:r>
-      <w:proofErr w:type="gramEnd"/>
-      <w:r>
-        <w:t xml:space="preserve"> </w:t>
-      </w:r>
-      <w:proofErr w:type="spellStart"/>
-      <w:proofErr w:type="gramStart"/>
-      <w:r>
-        <w:t>PositionalParameterNotFound,mkdir</w:t>
-      </w:r>
-      <w:proofErr w:type="spellEnd"/>
-      <w:proofErr w:type="gramEnd"/>
-    </w:p>
-    <w:p>
-      <w:r>
-        <w:t xml:space="preserve"> </w:t>
-      </w:r>
-    </w:p>
-    <w:p>
-      <w:r>
-        <w:t>PS D:\PROJECT FILES\BACKENDPRO\</w:t>
-      </w:r>
-      <w:proofErr w:type="spellStart"/>
-      <w:r>
-        <w:t>src</w:t>
-      </w:r>
-      <w:proofErr w:type="spellEnd"/>
-      <w:r>
-        <w:t xml:space="preserve">&gt; </w:t>
-      </w:r>
-      <w:proofErr w:type="spellStart"/>
-      <w:r>
-        <w:t>mkdir</w:t>
-      </w:r>
-      <w:proofErr w:type="spellEnd"/>
-      <w:r>
-        <w:t xml:space="preserve"> </w:t>
-      </w:r>
-      <w:proofErr w:type="spellStart"/>
-      <w:r>
-        <w:t>middlewares</w:t>
-      </w:r>
-      <w:proofErr w:type="spellEnd"/>
-      <w:r>
-        <w:t xml:space="preserve">       </w:t>
-      </w:r>
-    </w:p>
-    <w:p/>
-    <w:p/>
-    <w:p>
-      <w:r>
-        <w:t xml:space="preserve">    Directory: D:\PROJECT FILES\BACKENDPRO\</w:t>
-      </w:r>
-      <w:proofErr w:type="spellStart"/>
-      <w:r>
-        <w:t>src</w:t>
-      </w:r>
-      <w:proofErr w:type="spellEnd"/>
-    </w:p>
-    <w:p/>
-    <w:p/>
-    <w:p>
-      <w:r>
-        <w:t xml:space="preserve">Mode                 </w:t>
-      </w:r>
-      <w:proofErr w:type="spellStart"/>
-      <w:r>
-        <w:t>LastWriteTime</w:t>
-      </w:r>
-      <w:proofErr w:type="spellEnd"/>
-      <w:r>
-        <w:t xml:space="preserve">         Length Name                                                                                                         </w:t>
-      </w:r>
-    </w:p>
-    <w:p>
-      <w:r>
-        <w:t xml:space="preserve">----                 -------------         ------ ----                                                                                                         </w:t>
-      </w:r>
-    </w:p>
-    <w:p>
-      <w:r>
-        <w:t xml:space="preserve">d-----        13-06-2026     15:58                </w:t>
-      </w:r>
-      <w:proofErr w:type="spellStart"/>
-      <w:r>
-        <w:t>middlewares</w:t>
-      </w:r>
-      <w:proofErr w:type="spellEnd"/>
-      <w:r>
-        <w:t xml:space="preserve">                                                                                                  </w:t>
-      </w:r>
-    </w:p>
-    <w:p/>
-    <w:p/>
-    <w:p>
-      <w:r>
-        <w:t>PS D:\PROJECT FILES\BACKENDPRO\</w:t>
-      </w:r>
-      <w:proofErr w:type="spellStart"/>
-      <w:r>
-        <w:t>src</w:t>
-      </w:r>
-      <w:proofErr w:type="spellEnd"/>
-      <w:r>
-        <w:t xml:space="preserve">&gt; </w:t>
-      </w:r>
-      <w:proofErr w:type="spellStart"/>
-      <w:r>
-        <w:t>mkdir</w:t>
-      </w:r>
-      <w:proofErr w:type="spellEnd"/>
-      <w:r>
-        <w:t xml:space="preserve"> models      </w:t>
-      </w:r>
-    </w:p>
-    <w:p/>
-    <w:p/>
-    <w:p>
-      <w:r>
-        <w:t xml:space="preserve">    Directory: D:\PROJECT FILES\BACKENDPRO\</w:t>
-      </w:r>
-      <w:proofErr w:type="spellStart"/>
-      <w:r>
-        <w:t>src</w:t>
-      </w:r>
-      <w:proofErr w:type="spellEnd"/>
-    </w:p>
-    <w:p/>
-    <w:p/>
-    <w:p>
-      <w:r>
-        <w:t xml:space="preserve">Mode                 </w:t>
-      </w:r>
-      <w:proofErr w:type="spellStart"/>
-      <w:r>
-        <w:t>LastWriteTime</w:t>
-      </w:r>
-      <w:proofErr w:type="spellEnd"/>
-      <w:r>
-        <w:t xml:space="preserve">         Length Name                                                                                                         </w:t>
-      </w:r>
-    </w:p>
-    <w:p>
-      <w:r>
-        <w:t xml:space="preserve">----                 -------------         ------ ----                                                                                                         </w:t>
-      </w:r>
-    </w:p>
-    <w:p>
-      <w:r>
-        <w:t xml:space="preserve">d-----        13-06-2026     15:58                models                                                                                                       </w:t>
-      </w:r>
-    </w:p>
-    <w:p/>
-    <w:p/>
-    <w:p>
-      <w:r>
-        <w:t>PS D:\PROJECT FILES\BACKENDPRO\</w:t>
-      </w:r>
-      <w:proofErr w:type="spellStart"/>
-      <w:r>
-        <w:t>src</w:t>
-      </w:r>
-      <w:proofErr w:type="spellEnd"/>
-      <w:r>
-        <w:t xml:space="preserve">&gt; </w:t>
-      </w:r>
-      <w:proofErr w:type="spellStart"/>
-      <w:r>
-        <w:t>mkdir</w:t>
-      </w:r>
-      <w:proofErr w:type="spellEnd"/>
-      <w:r>
-        <w:t xml:space="preserve"> routes</w:t>
-      </w:r>
-    </w:p>
-    <w:p/>
-    <w:p/>
-    <w:p>
-      <w:r>
-        <w:t xml:space="preserve">    Directory: D:\PROJECT FILES\BACKENDPRO\</w:t>
-      </w:r>
-      <w:proofErr w:type="spellStart"/>
-      <w:r>
-        <w:t>src</w:t>
-      </w:r>
-      <w:proofErr w:type="spellEnd"/>
-    </w:p>
-    <w:p/>
-    <w:p/>
-    <w:p>
-      <w:r>
-        <w:t xml:space="preserve">Mode                 </w:t>
-      </w:r>
-      <w:proofErr w:type="spellStart"/>
-      <w:r>
-        <w:t>LastWriteTime</w:t>
-      </w:r>
-      <w:proofErr w:type="spellEnd"/>
-      <w:r>
-        <w:t xml:space="preserve">         Length Name                                                                                                         </w:t>
-      </w:r>
-    </w:p>
-    <w:p>
-      <w:r>
-        <w:t xml:space="preserve">----                 -------------         ------ ----                                                                                                         </w:t>
-      </w:r>
-    </w:p>
-    <w:p>
-      <w:r>
-        <w:t xml:space="preserve">d-----        13-06-2026     15:58                routes                                                                                                       </w:t>
-      </w:r>
-    </w:p>
-    <w:p/>
-    <w:p/>
-    <w:p>
-      <w:r>
-        <w:t>PS D:\PROJECT FILES\BACKENDPRO\</w:t>
-      </w:r>
-      <w:proofErr w:type="spellStart"/>
-      <w:r>
-        <w:t>src</w:t>
-      </w:r>
-      <w:proofErr w:type="spellEnd"/>
-      <w:r>
-        <w:t xml:space="preserve">&gt; </w:t>
-      </w:r>
-      <w:proofErr w:type="spellStart"/>
-      <w:r>
-        <w:t>mkdir</w:t>
-      </w:r>
-      <w:proofErr w:type="spellEnd"/>
-      <w:r>
-        <w:t xml:space="preserve"> utils</w:t>
-      </w:r>
-    </w:p>
-    <w:p/>
-    <w:p/>
-    <w:p>
-      <w:r>
-        <w:t xml:space="preserve">    Directory: D:\PROJECT FILES\BACKENDPRO\</w:t>
-      </w:r>
-      <w:proofErr w:type="spellStart"/>
-      <w:r>
-        <w:t>src</w:t>
-      </w:r>
-      <w:proofErr w:type="spellEnd"/>
-    </w:p>
-    <w:p/>
-    <w:p/>
-    <w:p>
-      <w:r>
-        <w:t xml:space="preserve">Mode                 </w:t>
-      </w:r>
-      <w:proofErr w:type="spellStart"/>
-      <w:r>
-        <w:t>LastWriteTime</w:t>
-      </w:r>
-      <w:proofErr w:type="spellEnd"/>
-      <w:r>
-        <w:t xml:space="preserve">         Length Name                                                                                                         </w:t>
-      </w:r>
-    </w:p>
-    <w:p>
-      <w:r>
-        <w:t xml:space="preserve">----                 -------------         ------ ----                                                                                                         </w:t>
-      </w:r>
-    </w:p>
-    <w:p>
-      <w:r>
-        <w:t xml:space="preserve">d-----        13-06-2026     15:58                utils                                                                                                        </w:t>
-      </w:r>
-    </w:p>
-    <w:p/>
-    <w:p/>
-    <w:p>
-      <w:r>
-        <w:t>PS D:\PROJECT FILES\BACKENDPRO\</w:t>
-      </w:r>
-      <w:proofErr w:type="spellStart"/>
-      <w:r>
-        <w:t>src</w:t>
-      </w:r>
-      <w:proofErr w:type="spellEnd"/>
-      <w:r>
-        <w:t>&gt; ls</w:t>
-      </w:r>
-    </w:p>
-    <w:p/>
-    <w:p/>
-    <w:p>
-      <w:r>
-        <w:t xml:space="preserve">    Directory: D:\PROJECT FILES\BACKENDPRO\</w:t>
-      </w:r>
-      <w:proofErr w:type="spellStart"/>
-      <w:r>
-        <w:t>src</w:t>
-      </w:r>
-      <w:proofErr w:type="spellEnd"/>
-    </w:p>
-    <w:p/>
-    <w:p/>
-    <w:p>
-      <w:r>
-        <w:t xml:space="preserve">Mode                 </w:t>
-      </w:r>
-      <w:proofErr w:type="spellStart"/>
-      <w:r>
-        <w:t>LastWriteTime</w:t>
-      </w:r>
-      <w:proofErr w:type="spellEnd"/>
-      <w:r>
-        <w:t xml:space="preserve">         Length Name                                                                                                         </w:t>
-      </w:r>
-    </w:p>
-    <w:p>
-      <w:r>
-        <w:t xml:space="preserve">----                 -------------         ------ ----                                                                                                         </w:t>
-      </w:r>
-    </w:p>
-    <w:p>
-      <w:r>
-        <w:t xml:space="preserve">d-----        13-06-2026     15:57                controllers                                                                                                  </w:t>
-      </w:r>
-    </w:p>
-    <w:p>
-      <w:r>
-        <w:t xml:space="preserve">d-----        13-06-2026     15:57                </w:t>
-      </w:r>
-      <w:proofErr w:type="spellStart"/>
-      <w:r>
-        <w:t>db</w:t>
-      </w:r>
-      <w:proofErr w:type="spellEnd"/>
-      <w:r>
-        <w:t xml:space="preserve">                                                                                                           </w:t>
-      </w:r>
-    </w:p>
-    <w:p>
-      <w:r>
-        <w:t xml:space="preserve">d-----        13-06-2026     15:58                </w:t>
-      </w:r>
-      <w:proofErr w:type="spellStart"/>
-      <w:r>
-        <w:t>middlewares</w:t>
-      </w:r>
-      <w:proofErr w:type="spellEnd"/>
-      <w:r>
-        <w:t xml:space="preserve">                                                                                                  </w:t>
-      </w:r>
-    </w:p>
-    <w:p>
-      <w:r>
-        <w:t xml:space="preserve">d-----        13-06-2026     15:58                models                                                                                                       </w:t>
-      </w:r>
-    </w:p>
-    <w:p>
-      <w:r>
-        <w:t xml:space="preserve">d-----        13-06-2026     15:58                routes                                                                                                       </w:t>
-      </w:r>
-    </w:p>
-    <w:p>
-      <w:r>
-        <w:t xml:space="preserve">d-----        13-06-2026     15:58                utils                                                                                                        </w:t>
-      </w:r>
-    </w:p>
-    <w:p>
-      <w:r>
-        <w:t xml:space="preserve">-a----        13-06-2026     15:46              0 app.js                                                                                                       </w:t>
-      </w:r>
-    </w:p>
-    <w:p>
-      <w:r>
-        <w:t xml:space="preserve">-a----        13-06-2026     15:46              0 constants.js                                                                                                 </w:t>
-      </w:r>
-    </w:p>
-    <w:p>
-      <w:r>
-        <w:t xml:space="preserve">-a----        13-06-2026     15:46              0 index.js                                                                                                     </w:t>
-      </w:r>
-    </w:p>
-    <w:p/>
-    <w:p/>
-    <w:p>
-      <w:r>
-        <w:t>PS D:\PROJECT FILES\BACKENDPRO\</w:t>
-      </w:r>
-      <w:proofErr w:type="spellStart"/>
-      <w:r>
-        <w:t>src</w:t>
-      </w:r>
-      <w:proofErr w:type="spellEnd"/>
-      <w:r>
-        <w:t xml:space="preserve">&gt; </w:t>
-      </w:r>
-      <w:proofErr w:type="spellStart"/>
-      <w:r>
-        <w:t>npm</w:t>
-      </w:r>
-      <w:proofErr w:type="spellEnd"/>
-      <w:r>
-        <w:t xml:space="preserve"> </w:t>
-      </w:r>
-      <w:proofErr w:type="spellStart"/>
-      <w:r>
-        <w:t>i</w:t>
-      </w:r>
-      <w:proofErr w:type="spellEnd"/>
-      <w:r>
-        <w:t xml:space="preserve"> -D prettier</w:t>
-      </w:r>
-    </w:p>
-    <w:p/>
-    <w:p>
-      <w:r>
-        <w:t>added 1 package, and audited 30 packages in 2s</w:t>
-      </w:r>
-    </w:p>
-    <w:p/>
-    <w:p>
-      <w:r>
-        <w:t>6 packages are looking for funding</w:t>
-      </w:r>
-    </w:p>
-    <w:p>
-      <w:r>
-        <w:t xml:space="preserve">  run `</w:t>
-      </w:r>
-      <w:proofErr w:type="spellStart"/>
-      <w:r>
-        <w:t>npm</w:t>
-      </w:r>
-      <w:proofErr w:type="spellEnd"/>
-      <w:r>
-        <w:t xml:space="preserve"> fund` for details</w:t>
-      </w:r>
-    </w:p>
-    <w:p/>
-    <w:p>
-      <w:r>
-        <w:t>found 0 vulnerabilities</w:t>
-      </w:r>
-    </w:p>
-    <w:p>
-      <w:r>
-        <w:t>PS D:\PROJECT FILES\BACKENDPRO\</w:t>
-      </w:r>
-      <w:proofErr w:type="spellStart"/>
-      <w:r>
-        <w:t>src</w:t>
-      </w:r>
-      <w:proofErr w:type="spellEnd"/>
-      <w:r>
         <w:t>&gt;</w:t>
+      </w:r>
+    </w:p>
+    <w:p>
+      <w:r>
+        <w:t xml:space="preserve">Command To Generate Access token: </w:t>
+      </w:r>
+      <w:r>
+        <w:t>node -e "console.log(require('crypto').</w:t>
+      </w:r>
+      <w:proofErr w:type="spellStart"/>
+      <w:r>
+        <w:t>randomBytes</w:t>
+      </w:r>
+      <w:proofErr w:type="spellEnd"/>
+      <w:r>
+        <w:t>(64).</w:t>
+      </w:r>
+      <w:proofErr w:type="spellStart"/>
+      <w:r>
+        <w:t>toString</w:t>
+      </w:r>
+      <w:proofErr w:type="spellEnd"/>
+      <w:r>
+        <w:t>('hex'))"</w:t>
+      </w:r>
+    </w:p>
+    <w:p>
+      <w:r>
+        <w:t xml:space="preserve">Command To Generate </w:t>
+      </w:r>
+      <w:r>
+        <w:t>Refresh</w:t>
+      </w:r>
+      <w:r>
+        <w:t xml:space="preserve"> token:</w:t>
+      </w:r>
+      <w:r>
+        <w:t xml:space="preserve"> 2 Times = </w:t>
+      </w:r>
+      <w:r>
+        <w:t>node -e "console.log(require('crypto').</w:t>
+      </w:r>
+      <w:proofErr w:type="spellStart"/>
+      <w:r>
+        <w:t>randomBytes</w:t>
+      </w:r>
+      <w:proofErr w:type="spellEnd"/>
+      <w:r>
+        <w:t>(64).</w:t>
+      </w:r>
+      <w:proofErr w:type="spellStart"/>
+      <w:r>
+        <w:t>toString</w:t>
+      </w:r>
+      <w:proofErr w:type="spellEnd"/>
+      <w:r>
+        <w:t>('hex'))"</w:t>
       </w:r>
     </w:p>
     <w:sectPr>
@@ -1863,6 +1776,56 @@
     </w:sectPr>
   </w:body>
 </w:document>
+</file>
+
+<file path=word/endnotes.xml><?xml version="1.0" encoding="utf-8"?>
+<w:endnotes xmlns:wpc="http://schemas.microsoft.com/office/word/2010/wordprocessingCanvas" xmlns:cx="http://schemas.microsoft.com/office/drawing/2014/chartex" xmlns:cx1="http://schemas.microsoft.com/office/drawing/2015/9/8/chartex" xmlns:cx2="http://schemas.microsoft.com/office/drawing/2015/10/21/chartex" xmlns:cx3="http://schemas.microsoft.com/office/drawing/2016/5/9/chartex" xmlns:cx4="http://schemas.microsoft.com/office/drawing/2016/5/10/chartex" xmlns:cx5="http://schemas.microsoft.com/office/drawing/2016/5/11/chartex" xmlns:cx6="http://schemas.microsoft.com/office/drawing/2016/5/12/chartex" xmlns:cx7="http://schemas.microsoft.com/office/drawing/2016/5/13/chartex" xmlns:cx8="http://schemas.microsoft.com/office/drawing/2016/5/14/chartex" xmlns:mc="http://schemas.openxmlformats.org/markup-compatibility/2006" xmlns:aink="http://schemas.microsoft.com/office/drawing/2016/ink" xmlns:am3d="http://schemas.microsoft.com/office/drawing/2017/model3d" xmlns:o="urn:schemas-microsoft-com:office:office" xmlns:oel="http://schemas.microsoft.com/office/2019/extlst" xmlns:r="http://schemas.openxmlformats.org/officeDocument/2006/relationships" xmlns:m="http://schemas.openxmlformats.org/officeDocument/2006/math" xmlns:v="urn:schemas-microsoft-com:vml" xmlns:wp14="http://schemas.microsoft.com/office/word/2010/wordprocessingDrawing" xmlns:wp="http://schemas.openxmlformats.org/drawingml/2006/wordprocessingDrawing" xmlns:w10="urn:schemas-microsoft-com:office:word" xmlns:w="http://schemas.openxmlformats.org/wordprocessingml/2006/main" xmlns:w14="http://schemas.microsoft.com/office/word/2010/wordml" xmlns:w15="http://schemas.microsoft.com/office/word/2012/wordml" xmlns:w16cex="http://schemas.microsoft.com/office/word/2018/wordml/cex" xmlns:w16cid="http://schemas.microsoft.com/office/word/2016/wordml/cid" xmlns:w16="http://schemas.microsoft.com/office/word/2018/wordml" xmlns:w16du="http://schemas.microsoft.com/office/word/2023/wordml/word16du" xmlns:w16sdtdh="http://schemas.microsoft.com/office/word/2020/wordml/sdtdatahash" xmlns:w16sdtfl="http://schemas.microsoft.com/office/word/2024/wordml/sdtformatlock" xmlns:w16se="http://schemas.microsoft.com/office/word/2015/wordml/symex" xmlns:wpg="http://schemas.microsoft.com/office/word/2010/wordprocessingGroup" xmlns:wpi="http://schemas.microsoft.com/office/word/2010/wordprocessingInk" xmlns:wne="http://schemas.microsoft.com/office/word/2006/wordml" xmlns:wps="http://schemas.microsoft.com/office/word/2010/wordprocessingShape" mc:Ignorable="w14 w15 w16se w16cid w16 w16cex w16sdtdh w16sdtfl w16du wp14">
+  <w:endnote w:type="separator" w:id="-1">
+    <w:p>
+      <w:pPr>
+        <w:spacing w:after="0" w:line="240" w:lineRule="auto"/>
+      </w:pPr>
+      <w:r>
+        <w:separator/>
+      </w:r>
+    </w:p>
+  </w:endnote>
+  <w:endnote w:type="continuationSeparator" w:id="0">
+    <w:p>
+      <w:pPr>
+        <w:spacing w:after="0" w:line="240" w:lineRule="auto"/>
+      </w:pPr>
+      <w:r>
+        <w:continuationSeparator/>
+      </w:r>
+    </w:p>
+  </w:endnote>
+</w:endnotes>
+</file>
+
+<file path=word/footnotes.xml><?xml version="1.0" encoding="utf-8"?>
+<w:footnotes xmlns:wpc="http://schemas.microsoft.com/office/word/2010/wordprocessingCanvas" xmlns:cx="http://schemas.microsoft.com/office/drawing/2014/chartex" xmlns:cx1="http://schemas.microsoft.com/office/drawing/2015/9/8/chartex" xmlns:cx2="http://schemas.microsoft.com/office/drawing/2015/10/21/chartex" xmlns:cx3="http://schemas.microsoft.com/office/drawing/2016/5/9/chartex" xmlns:cx4="http://schemas.microsoft.com/office/drawing/2016/5/10/chartex" xmlns:cx5="http://schemas.microsoft.com/office/drawing/2016/5/11/chartex" xmlns:cx6="http://schemas.microsoft.com/office/drawing/2016/5/12/chartex" xmlns:cx7="http://schemas.microsoft.com/office/drawing/2016/5/13/chartex" xmlns:cx8="http://schemas.microsoft.com/office/drawing/2016/5/14/chartex" xmlns:mc="http://schemas.openxmlformats.org/markup-compatibility/2006" xmlns:aink="http://schemas.microsoft.com/office/drawing/2016/ink" xmlns:am3d="http://schemas.microsoft.com/office/drawing/2017/model3d" xmlns:o="urn:schemas-microsoft-com:office:office" xmlns:oel="http://schemas.microsoft.com/office/2019/extlst" xmlns:r="http://schemas.openxmlformats.org/officeDocument/2006/relationships" xmlns:m="http://schemas.openxmlformats.org/officeDocument/2006/math" xmlns:v="urn:schemas-microsoft-com:vml" xmlns:wp14="http://schemas.microsoft.com/office/word/2010/wordprocessingDrawing" xmlns:wp="http://schemas.openxmlformats.org/drawingml/2006/wordprocessingDrawing" xmlns:w10="urn:schemas-microsoft-com:office:word" xmlns:w="http://schemas.openxmlformats.org/wordprocessingml/2006/main" xmlns:w14="http://schemas.microsoft.com/office/word/2010/wordml" xmlns:w15="http://schemas.microsoft.com/office/word/2012/wordml" xmlns:w16cex="http://schemas.microsoft.com/office/word/2018/wordml/cex" xmlns:w16cid="http://schemas.microsoft.com/office/word/2016/wordml/cid" xmlns:w16="http://schemas.microsoft.com/office/word/2018/wordml" xmlns:w16du="http://schemas.microsoft.com/office/word/2023/wordml/word16du" xmlns:w16sdtdh="http://schemas.microsoft.com/office/word/2020/wordml/sdtdatahash" xmlns:w16sdtfl="http://schemas.microsoft.com/office/word/2024/wordml/sdtformatlock" xmlns:w16se="http://schemas.microsoft.com/office/word/2015/wordml/symex" xmlns:wpg="http://schemas.microsoft.com/office/word/2010/wordprocessingGroup" xmlns:wpi="http://schemas.microsoft.com/office/word/2010/wordprocessingInk" xmlns:wne="http://schemas.microsoft.com/office/word/2006/wordml" xmlns:wps="http://schemas.microsoft.com/office/word/2010/wordprocessingShape" mc:Ignorable="w14 w15 w16se w16cid w16 w16cex w16sdtdh w16sdtfl w16du wp14">
+  <w:footnote w:type="separator" w:id="-1">
+    <w:p>
+      <w:pPr>
+        <w:spacing w:after="0" w:line="240" w:lineRule="auto"/>
+      </w:pPr>
+      <w:r>
+        <w:separator/>
+      </w:r>
+    </w:p>
+  </w:footnote>
+  <w:footnote w:type="continuationSeparator" w:id="0">
+    <w:p>
+      <w:pPr>
+        <w:spacing w:after="0" w:line="240" w:lineRule="auto"/>
+      </w:pPr>
+      <w:r>
+        <w:continuationSeparator/>
+      </w:r>
+    </w:p>
+  </w:footnote>
+</w:footnotes>
 </file>
 
 <file path=word/styles.xml><?xml version="1.0" encoding="utf-8"?>
@@ -2782,6 +2745,50 @@
       <w:spacing w:val="5"/>
     </w:rPr>
   </w:style>
+  <w:style w:type="paragraph" w:styleId="Header">
+    <w:name w:val="header"/>
+    <w:basedOn w:val="Normal"/>
+    <w:link w:val="HeaderChar"/>
+    <w:uiPriority w:val="99"/>
+    <w:unhideWhenUsed/>
+    <w:rsid w:val="006540B2"/>
+    <w:pPr>
+      <w:tabs>
+        <w:tab w:val="center" w:pos="4513"/>
+        <w:tab w:val="right" w:pos="9026"/>
+      </w:tabs>
+      <w:spacing w:after="0" w:line="240" w:lineRule="auto"/>
+    </w:pPr>
+  </w:style>
+  <w:style w:type="character" w:customStyle="1" w:styleId="HeaderChar">
+    <w:name w:val="Header Char"/>
+    <w:basedOn w:val="DefaultParagraphFont"/>
+    <w:link w:val="Header"/>
+    <w:uiPriority w:val="99"/>
+    <w:rsid w:val="006540B2"/>
+  </w:style>
+  <w:style w:type="paragraph" w:styleId="Footer">
+    <w:name w:val="footer"/>
+    <w:basedOn w:val="Normal"/>
+    <w:link w:val="FooterChar"/>
+    <w:uiPriority w:val="99"/>
+    <w:unhideWhenUsed/>
+    <w:rsid w:val="006540B2"/>
+    <w:pPr>
+      <w:tabs>
+        <w:tab w:val="center" w:pos="4513"/>
+        <w:tab w:val="right" w:pos="9026"/>
+      </w:tabs>
+      <w:spacing w:after="0" w:line="240" w:lineRule="auto"/>
+    </w:pPr>
+  </w:style>
+  <w:style w:type="character" w:customStyle="1" w:styleId="FooterChar">
+    <w:name w:val="Footer Char"/>
+    <w:basedOn w:val="DefaultParagraphFont"/>
+    <w:link w:val="Footer"/>
+    <w:uiPriority w:val="99"/>
+    <w:rsid w:val="006540B2"/>
+  </w:style>
 </w:styles>
 </file>
 
